--- a/Received/5/5,hpca.docx
+++ b/Received/5/5,hpca.docx
@@ -3,13 +3,392 @@
 <w:document xmlns:wpc="http://schemas.microsoft.com/office/word/2010/wordprocessingCanvas" xmlns:cx="http://schemas.microsoft.com/office/drawing/2014/chartex" xmlns:cx1="http://schemas.microsoft.com/office/drawing/2015/9/8/chartex" xmlns:cx2="http://schemas.microsoft.com/office/drawing/2015/10/21/chartex" xmlns:cx3="http://schemas.microsoft.com/office/drawing/2016/5/9/chartex" xmlns:cx4="http://schemas.microsoft.com/office/drawing/2016/5/10/chartex" xmlns:cx5="http://schemas.microsoft.com/office/drawing/2016/5/11/chartex" xmlns:cx6="http://schemas.microsoft.com/office/drawing/2016/5/12/chartex" xmlns:cx7="http://schemas.microsoft.com/office/drawing/2016/5/13/chartex" xmlns:cx8="http://schemas.microsoft.com/office/drawing/2016/5/14/chartex" xmlns:mc="http://schemas.openxmlformats.org/markup-compatibility/2006" xmlns:aink="http://schemas.microsoft.com/office/drawing/2016/ink" xmlns:am3d="http://schemas.microsoft.com/office/drawing/2017/model3d" xmlns:o="urn:schemas-microsoft-com:office:office" xmlns:oel="http://schemas.microsoft.com/office/2019/extlst" xmlns:r="http://schemas.openxmlformats.org/officeDocument/2006/relationships" xmlns:m="http://schemas.openxmlformats.org/officeDocument/2006/math" xmlns:v="urn:schemas-microsoft-com:vml" xmlns:wp14="http://schemas.microsoft.com/office/word/2010/wordprocessingDrawing" xmlns:wp="http://schemas.openxmlformats.org/drawingml/2006/wordprocessingDrawing" xmlns:w10="urn:schemas-microsoft-com:office:word" xmlns:w="http://schemas.openxmlformats.org/wordprocessingml/2006/main" xmlns:w14="http://schemas.microsoft.com/office/word/2010/wordml" xmlns:w15="http://schemas.microsoft.com/office/word/2012/wordml" xmlns:w16cex="http://schemas.microsoft.com/office/word/2018/wordml/cex" xmlns:w16cid="http://schemas.microsoft.com/office/word/2016/wordml/cid" xmlns:w16="http://schemas.microsoft.com/office/word/2018/wordml" xmlns:w16du="http://schemas.microsoft.com/office/word/2023/wordml/word16du" xmlns:w16sdtdh="http://schemas.microsoft.com/office/word/2020/wordml/sdtdatahash" xmlns:w16sdtfl="http://schemas.microsoft.com/office/word/2024/wordml/sdtformatlock" xmlns:w16se="http://schemas.microsoft.com/office/word/2015/wordml/symex" xmlns:wpg="http://schemas.microsoft.com/office/word/2010/wordprocessingGroup" xmlns:wpi="http://schemas.microsoft.com/office/word/2010/wordprocessingInk" xmlns:wne="http://schemas.microsoft.com/office/word/2006/wordml" xmlns:wps="http://schemas.microsoft.com/office/word/2010/wordprocessingShape" mc:Ignorable="w14 w15 w16se w16cid w16 w16cex w16sdtdh w16sdtfl w16du wp14">
   <w:body>
     <w:p>
-      <w:r>
-        <w:t>Suject : HPCA</w:t>
-      </w:r>
-    </w:p>
-    <w:p>
-      <w:r>
-        <w:t xml:space="preserve">CLASS :5 </w:t>
+      <w:pPr>
+        <w:spacing w:after="0" w:line="240" w:lineRule="auto"/>
+        <w:ind w:left="720" w:firstLine="720"/>
+        <w:rPr>
+          <w:rFonts w:ascii="Times New Roman" w:hAnsi="Times New Roman"/>
+          <w:b/>
+          <w:bCs/>
+          <w:sz w:val="36"/>
+          <w:szCs w:val="36"/>
+        </w:rPr>
+      </w:pPr>
+      <w:r>
+        <w:rPr>
+          <w:noProof/>
+        </w:rPr>
+        <mc:AlternateContent>
+          <mc:Choice Requires="wps">
+            <w:drawing>
+              <wp:anchor distT="45720" distB="45720" distL="114300" distR="114300" simplePos="0" relativeHeight="251660288" behindDoc="0" locked="0" layoutInCell="1" allowOverlap="1" wp14:anchorId="3E0894AF" wp14:editId="74B8662F">
+                <wp:simplePos x="0" y="0"/>
+                <wp:positionH relativeFrom="column">
+                  <wp:align>right</wp:align>
+                </wp:positionH>
+                <wp:positionV relativeFrom="paragraph">
+                  <wp:posOffset>9525</wp:posOffset>
+                </wp:positionV>
+                <wp:extent cx="609600" cy="1404620"/>
+                <wp:effectExtent l="0" t="0" r="0" b="0"/>
+                <wp:wrapNone/>
+                <wp:docPr id="217" name="Text Box 3"/>
+                <wp:cNvGraphicFramePr>
+                  <a:graphicFrameLocks xmlns:a="http://schemas.openxmlformats.org/drawingml/2006/main"/>
+                </wp:cNvGraphicFramePr>
+                <a:graphic xmlns:a="http://schemas.openxmlformats.org/drawingml/2006/main">
+                  <a:graphicData uri="http://schemas.microsoft.com/office/word/2010/wordprocessingShape">
+                    <wps:wsp>
+                      <wps:cNvSpPr txBox="1">
+                        <a:spLocks noChangeArrowheads="1"/>
+                      </wps:cNvSpPr>
+                      <wps:spPr bwMode="auto">
+                        <a:xfrm>
+                          <a:off x="0" y="0"/>
+                          <a:ext cx="609600" cy="1404620"/>
+                        </a:xfrm>
+                        <a:prstGeom prst="rect">
+                          <a:avLst/>
+                        </a:prstGeom>
+                        <a:noFill/>
+                        <a:ln w="9525">
+                          <a:noFill/>
+                          <a:miter lim="800000"/>
+                          <a:headEnd/>
+                          <a:tailEnd/>
+                        </a:ln>
+                      </wps:spPr>
+                      <wps:txbx>
+                        <w:txbxContent>
+                          <w:p>
+                            <w:r>
+                              <w:rPr>
+                                <w:rFonts w:ascii="Times New Roman" w:hAnsi="Times New Roman"/>
+                                <w:b/>
+                                <w:bCs/>
+                                <w:sz w:val="28"/>
+                                <w:szCs w:val="28"/>
+                              </w:rPr>
+                              <w:t xml:space="preserve">D- </w:t>
+                            </w:r>
+                          </w:p>
+                        </w:txbxContent>
+                      </wps:txbx>
+                      <wps:bodyPr rot="0" vert="horz" wrap="square" lIns="91440" tIns="45720" rIns="91440" bIns="45720" anchor="t" anchorCtr="0">
+                        <a:spAutoFit/>
+                      </wps:bodyPr>
+                    </wps:wsp>
+                  </a:graphicData>
+                </a:graphic>
+                <wp14:sizeRelH relativeFrom="margin">
+                  <wp14:pctWidth>0</wp14:pctWidth>
+                </wp14:sizeRelH>
+                <wp14:sizeRelV relativeFrom="margin">
+                  <wp14:pctHeight>20000</wp14:pctHeight>
+                </wp14:sizeRelV>
+              </wp:anchor>
+            </w:drawing>
+          </mc:Choice>
+          <mc:Fallback>
+            <w:pict>
+              <v:shapetype w14:anchorId="3E0894AF" id="_x0000_t202" coordsize="21600,21600" o:spt="202" path="m,l,21600r21600,l21600,xe">
+                <v:stroke joinstyle="miter"/>
+                <v:path gradientshapeok="t" o:connecttype="rect"/>
+              </v:shapetype>
+              <v:shape id="Text Box 3" o:spid="_x0000_s1026" type="#_x0000_t202" style="position:absolute;left:0;text-align:left;margin-left:-3.2pt;margin-top:.75pt;width:48pt;height:110.6pt;z-index:251660288;visibility:visible;mso-wrap-style:square;mso-width-percent:0;mso-height-percent:200;mso-wrap-distance-left:9pt;mso-wrap-distance-top:3.6pt;mso-wrap-distance-right:9pt;mso-wrap-distance-bottom:3.6pt;mso-position-horizontal:right;mso-position-horizontal-relative:text;mso-position-vertical:absolute;mso-position-vertical-relative:text;mso-width-percent:0;mso-height-percent:200;mso-width-relative:margin;mso-height-relative:margin;v-text-anchor:top" o:gfxdata="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" filled="f" stroked="f">
+                <v:textbox style="mso-fit-shape-to-text:t">
+                  <w:txbxContent>
+                    <w:p>
+                      <w:r>
+                        <w:rPr>
+                          <w:rFonts w:ascii="Times New Roman" w:hAnsi="Times New Roman"/>
+                          <w:b/>
+                          <w:bCs/>
+                          <w:sz w:val="28"/>
+                          <w:szCs w:val="28"/>
+                        </w:rPr>
+                        <w:t xml:space="preserve">D- </w:t>
+                      </w:r>
+                    </w:p>
+                  </w:txbxContent>
+                </v:textbox>
+              </v:shape>
+            </w:pict>
+          </mc:Fallback>
+        </mc:AlternateContent>
+      </w:r>
+      <w:r>
+        <w:rPr>
+          <w:noProof/>
+        </w:rPr>
+        <w:drawing>
+          <wp:anchor distT="0" distB="0" distL="114300" distR="114300" simplePos="0" relativeHeight="251659264" behindDoc="0" locked="0" layoutInCell="1" allowOverlap="1" wp14:anchorId="37B6F67F" wp14:editId="011B3258">
+            <wp:simplePos x="0" y="0"/>
+            <wp:positionH relativeFrom="margin">
+              <wp:align>left</wp:align>
+            </wp:positionH>
+            <wp:positionV relativeFrom="paragraph">
+              <wp:posOffset>-3810</wp:posOffset>
+            </wp:positionV>
+            <wp:extent cx="457200" cy="462915"/>
+            <wp:effectExtent l="0" t="0" r="0" b="0"/>
+            <wp:wrapNone/>
+            <wp:docPr id="64187946" name="Picture 1"/>
+            <wp:cNvGraphicFramePr>
+              <a:graphicFrameLocks xmlns:a="http://schemas.openxmlformats.org/drawingml/2006/main" noChangeAspect="1"/>
+            </wp:cNvGraphicFramePr>
+            <a:graphic xmlns:a="http://schemas.openxmlformats.org/drawingml/2006/main">
+              <a:graphicData uri="http://schemas.openxmlformats.org/drawingml/2006/picture">
+                <pic:pic xmlns:pic="http://schemas.openxmlformats.org/drawingml/2006/picture">
+                  <pic:nvPicPr>
+                    <pic:cNvPr id="0" name="Picture 1"/>
+                    <pic:cNvPicPr>
+                      <a:picLocks noChangeAspect="1" noChangeArrowheads="1"/>
+                    </pic:cNvPicPr>
+                  </pic:nvPicPr>
+                  <pic:blipFill>
+                    <a:blip r:embed="rId6">
+                      <a:extLst>
+                        <a:ext uri="{28A0092B-C50C-407E-A947-70E740481C1C}">
+                          <a14:useLocalDpi xmlns:a14="http://schemas.microsoft.com/office/drawing/2010/main" val="0"/>
+                        </a:ext>
+                      </a:extLst>
+                    </a:blip>
+                    <a:srcRect/>
+                    <a:stretch>
+                      <a:fillRect/>
+                    </a:stretch>
+                  </pic:blipFill>
+                  <pic:spPr bwMode="auto">
+                    <a:xfrm>
+                      <a:off x="0" y="0"/>
+                      <a:ext cx="457200" cy="462915"/>
+                    </a:xfrm>
+                    <a:prstGeom prst="rect">
+                      <a:avLst/>
+                    </a:prstGeom>
+                    <a:noFill/>
+                  </pic:spPr>
+                </pic:pic>
+              </a:graphicData>
+            </a:graphic>
+            <wp14:sizeRelH relativeFrom="margin">
+              <wp14:pctWidth>0</wp14:pctWidth>
+            </wp14:sizeRelH>
+            <wp14:sizeRelV relativeFrom="margin">
+              <wp14:pctHeight>0</wp14:pctHeight>
+            </wp14:sizeRelV>
+          </wp:anchor>
+        </w:drawing>
+      </w:r>
+      <w:r>
+        <w:rPr>
+          <w:rFonts w:ascii="Franklin Gothic Demi" w:hAnsi="Franklin Gothic Demi"/>
+          <w:b/>
+          <w:bCs/>
+          <w:sz w:val="36"/>
+          <w:szCs w:val="36"/>
+        </w:rPr>
+        <w:t>Green Society Public School</w:t>
+      </w:r>
+    </w:p>
+    <w:p>
+      <w:pPr>
+        <w:spacing w:after="0" w:line="240" w:lineRule="auto"/>
+        <w:jc w:val="center"/>
+        <w:rPr>
+          <w:rFonts w:ascii="Times New Roman" w:hAnsi="Times New Roman"/>
+          <w:b/>
+          <w:bCs/>
+          <w:sz w:val="20"/>
+        </w:rPr>
+      </w:pPr>
+      <w:r>
+        <w:rPr>
+          <w:rFonts w:ascii="Times New Roman" w:hAnsi="Times New Roman"/>
+          <w:b/>
+          <w:bCs/>
+          <w:sz w:val="20"/>
+        </w:rPr>
+        <w:t xml:space="preserve">Ratnanagar-7, </w:t>
+      </w:r>
+      <w:proofErr w:type="spellStart"/>
+      <w:r>
+        <w:rPr>
+          <w:rFonts w:ascii="Times New Roman" w:hAnsi="Times New Roman"/>
+          <w:b/>
+          <w:bCs/>
+          <w:sz w:val="20"/>
+        </w:rPr>
+        <w:t>Sauraha</w:t>
+      </w:r>
+      <w:proofErr w:type="spellEnd"/>
+      <w:r>
+        <w:rPr>
+          <w:rFonts w:ascii="Times New Roman" w:hAnsi="Times New Roman"/>
+          <w:b/>
+          <w:bCs/>
+          <w:sz w:val="20"/>
+        </w:rPr>
+        <w:t>, Chitwan</w:t>
+      </w:r>
+    </w:p>
+    <w:p>
+      <w:pPr>
+        <w:spacing w:after="0" w:line="240" w:lineRule="auto"/>
+        <w:ind w:left="1440"/>
+        <w:rPr>
+          <w:rFonts w:ascii="Times New Roman" w:hAnsi="Times New Roman"/>
+          <w:b/>
+          <w:bCs/>
+          <w:sz w:val="20"/>
+        </w:rPr>
+      </w:pPr>
+      <w:r>
+        <w:rPr>
+          <w:rFonts w:ascii="Times New Roman" w:hAnsi="Times New Roman"/>
+          <w:b/>
+          <w:bCs/>
+        </w:rPr>
+        <w:t xml:space="preserve">          </w:t>
+      </w:r>
+      <w:r>
+        <w:rPr>
+          <w:rFonts w:ascii="Times New Roman" w:hAnsi="Times New Roman"/>
+          <w:b/>
+          <w:bCs/>
+          <w:u w:val="single"/>
+        </w:rPr>
+        <w:t>Annual</w:t>
+      </w:r>
+      <w:r>
+        <w:rPr>
+          <w:rFonts w:ascii="Times New Roman" w:hAnsi="Times New Roman" w:cs="Times New Roman"/>
+          <w:b/>
+          <w:bCs/>
+          <w:szCs w:val="18"/>
+          <w:u w:val="single"/>
+        </w:rPr>
+        <w:t xml:space="preserve"> Examination-2082</w:t>
+      </w:r>
+    </w:p>
+    <w:p>
+      <w:pPr>
+        <w:pBdr>
+          <w:bottom w:val="double" w:sz="6" w:space="1" w:color="auto"/>
+        </w:pBdr>
+        <w:spacing w:after="0" w:line="240" w:lineRule="auto"/>
+        <w:rPr>
+          <w:rFonts w:ascii="Times New Roman" w:hAnsi="Times New Roman"/>
+          <w:b/>
+          <w:bCs/>
+        </w:rPr>
+      </w:pPr>
+      <w:r>
+        <w:rPr>
+          <w:rFonts w:ascii="Times New Roman" w:hAnsi="Times New Roman"/>
+          <w:b/>
+          <w:bCs/>
+        </w:rPr>
+        <w:t>Class: Five</w:t>
+      </w:r>
+      <w:r>
+        <w:rPr>
+          <w:rFonts w:ascii="Times New Roman" w:hAnsi="Times New Roman"/>
+          <w:b/>
+          <w:bCs/>
+        </w:rPr>
+        <w:tab/>
+      </w:r>
+      <w:r>
+        <w:rPr>
+          <w:rFonts w:ascii="Times New Roman" w:hAnsi="Times New Roman"/>
+          <w:b/>
+          <w:bCs/>
+        </w:rPr>
+        <w:tab/>
+        <w:t xml:space="preserve">                </w:t>
+      </w:r>
+      <w:r>
+        <w:t xml:space="preserve">  </w:t>
+      </w:r>
+      <w:r>
+        <w:rPr>
+          <w:rFonts w:ascii="Times New Roman" w:hAnsi="Times New Roman"/>
+          <w:b/>
+          <w:bCs/>
+        </w:rPr>
+        <w:t xml:space="preserve">Time: </w:t>
+      </w:r>
+      <w:r>
+        <w:rPr>
+          <w:rFonts w:ascii="Times New Roman" w:hAnsi="Times New Roman"/>
+          <w:b/>
+          <w:bCs/>
+        </w:rPr>
+        <w:t>1</w:t>
+      </w:r>
+      <w:r>
+        <w:rPr>
+          <w:rFonts w:ascii="Times New Roman" w:hAnsi="Times New Roman"/>
+          <w:b/>
+          <w:bCs/>
+        </w:rPr>
+        <w:t xml:space="preserve"> hr.</w:t>
+      </w:r>
+      <w:r>
+        <w:rPr>
+          <w:rFonts w:ascii="Times New Roman" w:hAnsi="Times New Roman"/>
+          <w:b/>
+          <w:bCs/>
+        </w:rPr>
+        <w:tab/>
+      </w:r>
+      <w:r>
+        <w:rPr>
+          <w:rFonts w:ascii="Times New Roman" w:hAnsi="Times New Roman"/>
+          <w:b/>
+          <w:bCs/>
+        </w:rPr>
+        <w:tab/>
+      </w:r>
+      <w:r>
+        <w:rPr>
+          <w:rFonts w:ascii="Times New Roman" w:hAnsi="Times New Roman"/>
+          <w:b/>
+          <w:bCs/>
+        </w:rPr>
+        <w:tab/>
+        <w:t>F.M.:50</w:t>
+      </w:r>
+    </w:p>
+    <w:p>
+      <w:pPr>
+        <w:pBdr>
+          <w:bottom w:val="double" w:sz="6" w:space="1" w:color="auto"/>
+        </w:pBdr>
+        <w:spacing w:after="0" w:line="240" w:lineRule="auto"/>
+        <w:rPr>
+          <w:rFonts w:ascii="Times New Roman" w:hAnsi="Times New Roman"/>
+          <w:b/>
+          <w:bCs/>
+        </w:rPr>
+      </w:pPr>
+      <w:r>
+        <w:rPr>
+          <w:rFonts w:ascii="Times New Roman" w:hAnsi="Times New Roman"/>
+          <w:b/>
+          <w:bCs/>
+        </w:rPr>
+        <w:t xml:space="preserve">Sub: </w:t>
+      </w:r>
+      <w:r>
+        <w:rPr>
+          <w:rFonts w:ascii="Times New Roman" w:hAnsi="Times New Roman"/>
+          <w:b/>
+          <w:bCs/>
+        </w:rPr>
+        <w:t>HPCA</w:t>
       </w:r>
     </w:p>
     <w:p>
@@ -19,9 +398,124 @@
           <w:ilvl w:val="0"/>
           <w:numId w:val="2"/>
         </w:numPr>
-      </w:pPr>
-      <w:r>
-        <w:t>Very short questions .</w:t>
+        <w:ind w:left="360"/>
+        <w:rPr>
+          <w:rFonts w:ascii="Times New Roman" w:hAnsi="Times New Roman" w:cs="Times New Roman"/>
+          <w:b/>
+          <w:bCs/>
+        </w:rPr>
+      </w:pPr>
+      <w:r>
+        <w:rPr>
+          <w:rFonts w:ascii="Times New Roman" w:hAnsi="Times New Roman" w:cs="Times New Roman"/>
+          <w:b/>
+          <w:bCs/>
+        </w:rPr>
+        <w:t>Very short questions.</w:t>
+      </w:r>
+      <w:r>
+        <w:rPr>
+          <w:rFonts w:ascii="Times New Roman" w:hAnsi="Times New Roman" w:cs="Times New Roman"/>
+          <w:b/>
+          <w:bCs/>
+        </w:rPr>
+        <w:tab/>
+      </w:r>
+      <w:r>
+        <w:rPr>
+          <w:rFonts w:ascii="Times New Roman" w:hAnsi="Times New Roman" w:cs="Times New Roman"/>
+          <w:b/>
+          <w:bCs/>
+        </w:rPr>
+        <w:tab/>
+      </w:r>
+      <w:r>
+        <w:rPr>
+          <w:rFonts w:ascii="Times New Roman" w:hAnsi="Times New Roman" w:cs="Times New Roman"/>
+          <w:b/>
+          <w:bCs/>
+        </w:rPr>
+        <w:tab/>
+      </w:r>
+      <w:r>
+        <w:rPr>
+          <w:rFonts w:ascii="Times New Roman" w:hAnsi="Times New Roman" w:cs="Times New Roman"/>
+          <w:b/>
+          <w:bCs/>
+        </w:rPr>
+        <w:tab/>
+      </w:r>
+      <w:r>
+        <w:rPr>
+          <w:rFonts w:ascii="Times New Roman" w:hAnsi="Times New Roman" w:cs="Times New Roman"/>
+          <w:b/>
+          <w:bCs/>
+        </w:rPr>
+        <w:tab/>
+      </w:r>
+      <w:r>
+        <w:rPr>
+          <w:rFonts w:ascii="Times New Roman" w:hAnsi="Times New Roman" w:cs="Times New Roman"/>
+          <w:b/>
+          <w:bCs/>
+        </w:rPr>
+        <w:tab/>
+      </w:r>
+      <w:r>
+        <w:rPr>
+          <w:rFonts w:ascii="Times New Roman" w:hAnsi="Times New Roman" w:cs="Times New Roman"/>
+          <w:b/>
+          <w:bCs/>
+        </w:rPr>
+        <w:t>[</w:t>
+      </w:r>
+      <w:r>
+        <w:rPr>
+          <w:rFonts w:ascii="Times New Roman" w:hAnsi="Times New Roman" w:cs="Times New Roman"/>
+          <w:b/>
+          <w:bCs/>
+        </w:rPr>
+        <w:t>5</w:t>
+      </w:r>
+      <w:r>
+        <w:rPr>
+          <w:rFonts w:ascii="Times New Roman" w:hAnsi="Times New Roman" w:cs="Times New Roman"/>
+          <w:b/>
+          <w:bCs/>
+        </w:rPr>
+        <w:t>×</w:t>
+      </w:r>
+      <w:r>
+        <w:rPr>
+          <w:rFonts w:ascii="Times New Roman" w:hAnsi="Times New Roman" w:cs="Times New Roman"/>
+          <w:b/>
+          <w:bCs/>
+        </w:rPr>
+        <w:t>1</w:t>
+      </w:r>
+      <w:r>
+        <w:rPr>
+          <w:rFonts w:ascii="Times New Roman" w:hAnsi="Times New Roman" w:cs="Times New Roman"/>
+          <w:b/>
+          <w:bCs/>
+        </w:rPr>
+        <w:t>=</w:t>
+      </w:r>
+      <w:r>
+        <w:rPr>
+          <w:rFonts w:ascii="Times New Roman" w:hAnsi="Times New Roman" w:cs="Times New Roman"/>
+          <w:b/>
+          <w:bCs/>
+        </w:rPr>
+        <w:t>5</w:t>
+      </w:r>
+      <w:r>
+        <w:rPr>
+          <w:rFonts w:ascii="Times New Roman" w:hAnsi="Times New Roman" w:cs="Times New Roman"/>
+          <w:b/>
+          <w:bCs/>
+        </w:rPr>
+        <w:t>]</w:t>
       </w:r>
     </w:p>
     <w:p>
@@ -31,8 +525,15 @@
           <w:ilvl w:val="0"/>
           <w:numId w:val="3"/>
         </w:numPr>
-      </w:pPr>
-      <w:r>
+        <w:ind w:left="648"/>
+        <w:rPr>
+          <w:rFonts w:ascii="Times New Roman" w:hAnsi="Times New Roman" w:cs="Times New Roman"/>
+        </w:rPr>
+      </w:pPr>
+      <w:r>
+        <w:rPr>
+          <w:rFonts w:ascii="Times New Roman" w:hAnsi="Times New Roman" w:cs="Times New Roman"/>
+        </w:rPr>
         <w:t>Define sense organs.</w:t>
       </w:r>
     </w:p>
@@ -43,8 +544,15 @@
           <w:ilvl w:val="0"/>
           <w:numId w:val="3"/>
         </w:numPr>
-      </w:pPr>
-      <w:r>
+        <w:ind w:left="648"/>
+        <w:rPr>
+          <w:rFonts w:ascii="Times New Roman" w:hAnsi="Times New Roman" w:cs="Times New Roman"/>
+        </w:rPr>
+      </w:pPr>
+      <w:r>
+        <w:rPr>
+          <w:rFonts w:ascii="Times New Roman" w:hAnsi="Times New Roman" w:cs="Times New Roman"/>
+        </w:rPr>
         <w:t>What is environmental sanitation.</w:t>
       </w:r>
     </w:p>
@@ -55,8 +563,15 @@
           <w:ilvl w:val="0"/>
           <w:numId w:val="3"/>
         </w:numPr>
-      </w:pPr>
-      <w:r>
+        <w:ind w:left="648"/>
+        <w:rPr>
+          <w:rFonts w:ascii="Times New Roman" w:hAnsi="Times New Roman" w:cs="Times New Roman"/>
+        </w:rPr>
+      </w:pPr>
+      <w:r>
+        <w:rPr>
+          <w:rFonts w:ascii="Times New Roman" w:hAnsi="Times New Roman" w:cs="Times New Roman"/>
+        </w:rPr>
         <w:t>Which organs are involved while dancing.</w:t>
       </w:r>
     </w:p>
@@ -67,8 +582,15 @@
           <w:ilvl w:val="0"/>
           <w:numId w:val="3"/>
         </w:numPr>
-      </w:pPr>
-      <w:r>
+        <w:ind w:left="648"/>
+        <w:rPr>
+          <w:rFonts w:ascii="Times New Roman" w:hAnsi="Times New Roman" w:cs="Times New Roman"/>
+        </w:rPr>
+      </w:pPr>
+      <w:r>
+        <w:rPr>
+          <w:rFonts w:ascii="Times New Roman" w:hAnsi="Times New Roman" w:cs="Times New Roman"/>
+        </w:rPr>
         <w:t>Name any two local musical instruments.</w:t>
       </w:r>
     </w:p>
@@ -79,8 +601,15 @@
           <w:ilvl w:val="0"/>
           <w:numId w:val="3"/>
         </w:numPr>
-      </w:pPr>
-      <w:r>
+        <w:ind w:left="648"/>
+        <w:rPr>
+          <w:rFonts w:ascii="Times New Roman" w:hAnsi="Times New Roman" w:cs="Times New Roman"/>
+        </w:rPr>
+      </w:pPr>
+      <w:r>
+        <w:rPr>
+          <w:rFonts w:ascii="Times New Roman" w:hAnsi="Times New Roman" w:cs="Times New Roman"/>
+        </w:rPr>
         <w:t>What type of clay is suitable for clay work?</w:t>
       </w:r>
     </w:p>
@@ -91,12 +620,101 @@
           <w:ilvl w:val="0"/>
           <w:numId w:val="2"/>
         </w:numPr>
-      </w:pPr>
-      <w:r>
+        <w:ind w:left="360"/>
+        <w:rPr>
+          <w:rFonts w:ascii="Times New Roman" w:hAnsi="Times New Roman" w:cs="Times New Roman"/>
+          <w:b/>
+          <w:bCs/>
+        </w:rPr>
+      </w:pPr>
+      <w:r>
+        <w:rPr>
+          <w:rFonts w:ascii="Times New Roman" w:hAnsi="Times New Roman" w:cs="Times New Roman"/>
+          <w:b/>
+          <w:bCs/>
+        </w:rPr>
         <w:t>Short qu</w:t>
       </w:r>
       <w:r>
-        <w:t>estions . [6*2=12]</w:t>
+        <w:rPr>
+          <w:rFonts w:ascii="Times New Roman" w:hAnsi="Times New Roman" w:cs="Times New Roman"/>
+          <w:b/>
+          <w:bCs/>
+        </w:rPr>
+        <w:t>estions.</w:t>
+      </w:r>
+      <w:r>
+        <w:rPr>
+          <w:rFonts w:ascii="Times New Roman" w:hAnsi="Times New Roman" w:cs="Times New Roman"/>
+          <w:b/>
+          <w:bCs/>
+        </w:rPr>
+        <w:tab/>
+      </w:r>
+      <w:r>
+        <w:rPr>
+          <w:rFonts w:ascii="Times New Roman" w:hAnsi="Times New Roman" w:cs="Times New Roman"/>
+          <w:b/>
+          <w:bCs/>
+        </w:rPr>
+        <w:tab/>
+      </w:r>
+      <w:r>
+        <w:rPr>
+          <w:rFonts w:ascii="Times New Roman" w:hAnsi="Times New Roman" w:cs="Times New Roman"/>
+          <w:b/>
+          <w:bCs/>
+        </w:rPr>
+        <w:tab/>
+      </w:r>
+      <w:r>
+        <w:rPr>
+          <w:rFonts w:ascii="Times New Roman" w:hAnsi="Times New Roman" w:cs="Times New Roman"/>
+          <w:b/>
+          <w:bCs/>
+        </w:rPr>
+        <w:tab/>
+      </w:r>
+      <w:r>
+        <w:rPr>
+          <w:rFonts w:ascii="Times New Roman" w:hAnsi="Times New Roman" w:cs="Times New Roman"/>
+          <w:b/>
+          <w:bCs/>
+        </w:rPr>
+        <w:tab/>
+      </w:r>
+      <w:r>
+        <w:rPr>
+          <w:rFonts w:ascii="Times New Roman" w:hAnsi="Times New Roman" w:cs="Times New Roman"/>
+          <w:b/>
+          <w:bCs/>
+        </w:rPr>
+        <w:tab/>
+        <w:t xml:space="preserve">           </w:t>
+      </w:r>
+      <w:r>
+        <w:rPr>
+          <w:rFonts w:ascii="Times New Roman" w:hAnsi="Times New Roman" w:cs="Times New Roman"/>
+          <w:b/>
+          <w:bCs/>
+        </w:rPr>
+        <w:t>[6</w:t>
+      </w:r>
+      <w:r>
+        <w:rPr>
+          <w:rFonts w:ascii="Times New Roman" w:hAnsi="Times New Roman" w:cs="Times New Roman"/>
+          <w:b/>
+          <w:bCs/>
+        </w:rPr>
+        <w:t>×</w:t>
+      </w:r>
+      <w:r>
+        <w:rPr>
+          <w:rFonts w:ascii="Times New Roman" w:hAnsi="Times New Roman" w:cs="Times New Roman"/>
+          <w:b/>
+          <w:bCs/>
+        </w:rPr>
+        <w:t>2=12]</w:t>
       </w:r>
     </w:p>
     <w:p>
@@ -106,8 +724,15 @@
           <w:ilvl w:val="0"/>
           <w:numId w:val="4"/>
         </w:numPr>
-      </w:pPr>
-      <w:r>
+        <w:ind w:left="648"/>
+        <w:rPr>
+          <w:rFonts w:ascii="Times New Roman" w:hAnsi="Times New Roman" w:cs="Times New Roman"/>
+        </w:rPr>
+      </w:pPr>
+      <w:r>
+        <w:rPr>
+          <w:rFonts w:ascii="Times New Roman" w:hAnsi="Times New Roman" w:cs="Times New Roman"/>
+        </w:rPr>
         <w:t>Mention any two methods of conserving nutrients in our food.</w:t>
       </w:r>
     </w:p>
@@ -118,9 +743,22 @@
           <w:ilvl w:val="0"/>
           <w:numId w:val="4"/>
         </w:numPr>
-      </w:pPr>
-      <w:r>
-        <w:t>Write any two adverse impacts of alcoholism on personal health .</w:t>
+        <w:ind w:left="648"/>
+        <w:rPr>
+          <w:rFonts w:ascii="Times New Roman" w:hAnsi="Times New Roman" w:cs="Times New Roman"/>
+        </w:rPr>
+      </w:pPr>
+      <w:r>
+        <w:rPr>
+          <w:rFonts w:ascii="Times New Roman" w:hAnsi="Times New Roman" w:cs="Times New Roman"/>
+        </w:rPr>
+        <w:t xml:space="preserve">Write any two adverse impacts of alcoholism on personal </w:t>
+      </w:r>
+      <w:r>
+        <w:rPr>
+          <w:rFonts w:ascii="Times New Roman" w:hAnsi="Times New Roman" w:cs="Times New Roman"/>
+        </w:rPr>
+        <w:t>health.</w:t>
       </w:r>
     </w:p>
     <w:p>
@@ -130,8 +768,15 @@
           <w:ilvl w:val="0"/>
           <w:numId w:val="4"/>
         </w:numPr>
-      </w:pPr>
-      <w:r>
+        <w:ind w:left="648"/>
+        <w:rPr>
+          <w:rFonts w:ascii="Times New Roman" w:hAnsi="Times New Roman" w:cs="Times New Roman"/>
+        </w:rPr>
+      </w:pPr>
+      <w:r>
+        <w:rPr>
+          <w:rFonts w:ascii="Times New Roman" w:hAnsi="Times New Roman" w:cs="Times New Roman"/>
+        </w:rPr>
         <w:t>List out safety measures to be followed to minimize road accident.</w:t>
       </w:r>
     </w:p>
@@ -142,8 +787,15 @@
           <w:ilvl w:val="0"/>
           <w:numId w:val="4"/>
         </w:numPr>
-      </w:pPr>
-      <w:r>
+        <w:ind w:left="648"/>
+        <w:rPr>
+          <w:rFonts w:ascii="Times New Roman" w:hAnsi="Times New Roman" w:cs="Times New Roman"/>
+        </w:rPr>
+      </w:pPr>
+      <w:r>
+        <w:rPr>
+          <w:rFonts w:ascii="Times New Roman" w:hAnsi="Times New Roman" w:cs="Times New Roman"/>
+        </w:rPr>
         <w:t>What is first aid? why is it necessary?</w:t>
       </w:r>
     </w:p>
@@ -154,8 +806,15 @@
           <w:ilvl w:val="0"/>
           <w:numId w:val="4"/>
         </w:numPr>
-      </w:pPr>
-      <w:r>
+        <w:ind w:left="648"/>
+        <w:rPr>
+          <w:rFonts w:ascii="Times New Roman" w:hAnsi="Times New Roman" w:cs="Times New Roman"/>
+        </w:rPr>
+      </w:pPr>
+      <w:r>
+        <w:rPr>
+          <w:rFonts w:ascii="Times New Roman" w:hAnsi="Times New Roman" w:cs="Times New Roman"/>
+        </w:rPr>
         <w:t>Mention the three steps of drill.</w:t>
       </w:r>
     </w:p>
@@ -166,8 +825,15 @@
           <w:ilvl w:val="0"/>
           <w:numId w:val="4"/>
         </w:numPr>
-      </w:pPr>
-      <w:r>
+        <w:ind w:left="648"/>
+        <w:rPr>
+          <w:rFonts w:ascii="Times New Roman" w:hAnsi="Times New Roman" w:cs="Times New Roman"/>
+        </w:rPr>
+      </w:pPr>
+      <w:r>
+        <w:rPr>
+          <w:rFonts w:ascii="Times New Roman" w:hAnsi="Times New Roman" w:cs="Times New Roman"/>
+        </w:rPr>
         <w:t>Name any two body balancing activities.</w:t>
       </w:r>
     </w:p>
@@ -178,9 +844,132 @@
           <w:ilvl w:val="0"/>
           <w:numId w:val="2"/>
         </w:numPr>
-      </w:pPr>
-      <w:r>
+        <w:ind w:left="360"/>
+        <w:rPr>
+          <w:rFonts w:ascii="Times New Roman" w:hAnsi="Times New Roman" w:cs="Times New Roman"/>
+          <w:b/>
+          <w:bCs/>
+        </w:rPr>
+      </w:pPr>
+      <w:r>
+        <w:rPr>
+          <w:rFonts w:ascii="Times New Roman" w:hAnsi="Times New Roman" w:cs="Times New Roman"/>
+          <w:b/>
+          <w:bCs/>
+        </w:rPr>
         <w:t>Long questions.</w:t>
+      </w:r>
+      <w:r>
+        <w:rPr>
+          <w:rFonts w:ascii="Times New Roman" w:hAnsi="Times New Roman" w:cs="Times New Roman"/>
+          <w:b/>
+          <w:bCs/>
+        </w:rPr>
+        <w:tab/>
+      </w:r>
+      <w:r>
+        <w:rPr>
+          <w:rFonts w:ascii="Times New Roman" w:hAnsi="Times New Roman" w:cs="Times New Roman"/>
+          <w:b/>
+          <w:bCs/>
+        </w:rPr>
+        <w:tab/>
+      </w:r>
+      <w:r>
+        <w:rPr>
+          <w:rFonts w:ascii="Times New Roman" w:hAnsi="Times New Roman" w:cs="Times New Roman"/>
+          <w:b/>
+          <w:bCs/>
+        </w:rPr>
+        <w:tab/>
+      </w:r>
+      <w:r>
+        <w:rPr>
+          <w:rFonts w:ascii="Times New Roman" w:hAnsi="Times New Roman" w:cs="Times New Roman"/>
+          <w:b/>
+          <w:bCs/>
+        </w:rPr>
+        <w:tab/>
+      </w:r>
+      <w:r>
+        <w:rPr>
+          <w:rFonts w:ascii="Times New Roman" w:hAnsi="Times New Roman" w:cs="Times New Roman"/>
+          <w:b/>
+          <w:bCs/>
+        </w:rPr>
+        <w:tab/>
+      </w:r>
+      <w:r>
+        <w:rPr>
+          <w:rFonts w:ascii="Times New Roman" w:hAnsi="Times New Roman" w:cs="Times New Roman"/>
+          <w:b/>
+          <w:bCs/>
+        </w:rPr>
+        <w:tab/>
+      </w:r>
+      <w:r>
+        <w:rPr>
+          <w:rFonts w:ascii="Times New Roman" w:hAnsi="Times New Roman" w:cs="Times New Roman"/>
+          <w:b/>
+          <w:bCs/>
+        </w:rPr>
+        <w:tab/>
+      </w:r>
+      <w:r>
+        <w:rPr>
+          <w:rFonts w:ascii="Times New Roman" w:hAnsi="Times New Roman" w:cs="Times New Roman"/>
+          <w:b/>
+          <w:bCs/>
+        </w:rPr>
+        <w:t>[</w:t>
+      </w:r>
+      <w:r>
+        <w:rPr>
+          <w:rFonts w:ascii="Times New Roman" w:hAnsi="Times New Roman" w:cs="Times New Roman"/>
+          <w:b/>
+          <w:bCs/>
+        </w:rPr>
+        <w:t xml:space="preserve"> </w:t>
+      </w:r>
+      <w:r>
+        <w:rPr>
+          <w:rFonts w:ascii="Times New Roman" w:hAnsi="Times New Roman" w:cs="Times New Roman"/>
+          <w:b/>
+          <w:bCs/>
+        </w:rPr>
+        <w:t>×</w:t>
+      </w:r>
+      <w:r>
+        <w:rPr>
+          <w:rFonts w:ascii="Times New Roman" w:hAnsi="Times New Roman" w:cs="Times New Roman"/>
+          <w:b/>
+          <w:bCs/>
+        </w:rPr>
+        <w:t xml:space="preserve"> </w:t>
+      </w:r>
+      <w:r>
+        <w:rPr>
+          <w:rFonts w:ascii="Times New Roman" w:hAnsi="Times New Roman" w:cs="Times New Roman"/>
+          <w:b/>
+          <w:bCs/>
+        </w:rPr>
+        <w:t>=</w:t>
+      </w:r>
+      <w:r>
+        <w:rPr>
+          <w:rFonts w:ascii="Times New Roman" w:hAnsi="Times New Roman" w:cs="Times New Roman"/>
+          <w:b/>
+          <w:bCs/>
+        </w:rPr>
+        <w:t xml:space="preserve"> </w:t>
+      </w:r>
+      <w:r>
+        <w:rPr>
+          <w:rFonts w:ascii="Times New Roman" w:hAnsi="Times New Roman" w:cs="Times New Roman"/>
+          <w:b/>
+          <w:bCs/>
+        </w:rPr>
+        <w:t>]</w:t>
       </w:r>
     </w:p>
     <w:p>
@@ -190,8 +979,15 @@
           <w:ilvl w:val="0"/>
           <w:numId w:val="5"/>
         </w:numPr>
-      </w:pPr>
-      <w:r>
+        <w:ind w:left="648"/>
+        <w:rPr>
+          <w:rFonts w:ascii="Times New Roman" w:hAnsi="Times New Roman" w:cs="Times New Roman"/>
+        </w:rPr>
+      </w:pPr>
+      <w:r>
+        <w:rPr>
+          <w:rFonts w:ascii="Times New Roman" w:hAnsi="Times New Roman" w:cs="Times New Roman"/>
+        </w:rPr>
         <w:t>Define mural ort? Mention the steps of mural art.</w:t>
       </w:r>
     </w:p>
@@ -202,31 +998,17 @@
           <w:ilvl w:val="0"/>
           <w:numId w:val="5"/>
         </w:numPr>
-      </w:pPr>
-      <w:r>
+        <w:ind w:left="648"/>
+        <w:rPr>
+          <w:rFonts w:ascii="Times New Roman" w:hAnsi="Times New Roman" w:cs="Times New Roman"/>
+        </w:rPr>
+      </w:pPr>
+      <w:r>
+        <w:rPr>
+          <w:rFonts w:ascii="Times New Roman" w:hAnsi="Times New Roman" w:cs="Times New Roman"/>
+        </w:rPr>
         <w:t>Mention any four preventive measures to burn.</w:t>
       </w:r>
-    </w:p>
-    <w:p>
-      <w:pPr>
-        <w:pStyle w:val="ListParagraph"/>
-        <w:ind w:left="1440"/>
-      </w:pPr>
-      <w:r>
-        <w:t xml:space="preserve">                               </w:t>
-      </w:r>
-    </w:p>
-    <w:p>
-      <w:pPr>
-        <w:pStyle w:val="ListParagraph"/>
-        <w:ind w:left="1440"/>
-      </w:pPr>
-    </w:p>
-    <w:p>
-      <w:pPr>
-        <w:pStyle w:val="ListParagraph"/>
-        <w:ind w:left="1440"/>
-      </w:pPr>
     </w:p>
     <w:p>
       <w:pPr>
@@ -235,21 +1017,1081 @@
           <w:ilvl w:val="0"/>
           <w:numId w:val="6"/>
         </w:numPr>
-      </w:pPr>
-      <w:r>
+        <w:ind w:left="360"/>
+        <w:jc w:val="center"/>
+        <w:rPr>
+          <w:rFonts w:ascii="Times New Roman" w:hAnsi="Times New Roman" w:cs="Times New Roman"/>
+          <w:b/>
+          <w:bCs/>
+        </w:rPr>
+      </w:pPr>
+      <w:r>
+        <w:rPr>
+          <w:rFonts w:ascii="Times New Roman" w:hAnsi="Times New Roman" w:cs="Times New Roman"/>
+          <w:b/>
+          <w:bCs/>
+        </w:rPr>
         <w:t>The End    -</w:t>
       </w:r>
     </w:p>
     <w:p>
       <w:pPr>
+        <w:jc w:val="center"/>
+        <w:rPr>
+          <w:rFonts w:ascii="Times New Roman" w:hAnsi="Times New Roman" w:cs="Times New Roman"/>
+          <w:b/>
+          <w:bCs/>
+        </w:rPr>
+      </w:pPr>
+    </w:p>
+    <w:p>
+      <w:pPr>
+        <w:jc w:val="center"/>
+        <w:rPr>
+          <w:rFonts w:ascii="Times New Roman" w:hAnsi="Times New Roman" w:cs="Times New Roman"/>
+          <w:b/>
+          <w:bCs/>
+        </w:rPr>
+      </w:pPr>
+    </w:p>
+    <w:p>
+      <w:pPr>
+        <w:jc w:val="center"/>
+        <w:rPr>
+          <w:rFonts w:ascii="Times New Roman" w:hAnsi="Times New Roman" w:cs="Times New Roman"/>
+          <w:b/>
+          <w:bCs/>
+        </w:rPr>
+      </w:pPr>
+    </w:p>
+    <w:p>
+      <w:pPr>
+        <w:jc w:val="center"/>
+        <w:rPr>
+          <w:rFonts w:ascii="Times New Roman" w:hAnsi="Times New Roman" w:cs="Times New Roman"/>
+          <w:b/>
+          <w:bCs/>
+        </w:rPr>
+      </w:pPr>
+    </w:p>
+    <w:p>
+      <w:pPr>
+        <w:jc w:val="center"/>
+        <w:rPr>
+          <w:rFonts w:ascii="Times New Roman" w:hAnsi="Times New Roman" w:cs="Times New Roman"/>
+          <w:b/>
+          <w:bCs/>
+        </w:rPr>
+      </w:pPr>
+    </w:p>
+    <w:p>
+      <w:pPr>
+        <w:jc w:val="center"/>
+        <w:rPr>
+          <w:rFonts w:ascii="Times New Roman" w:hAnsi="Times New Roman" w:cs="Times New Roman"/>
+          <w:b/>
+          <w:bCs/>
+        </w:rPr>
+      </w:pPr>
+    </w:p>
+    <w:p>
+      <w:pPr>
+        <w:jc w:val="center"/>
+        <w:rPr>
+          <w:rFonts w:ascii="Times New Roman" w:hAnsi="Times New Roman" w:cs="Times New Roman"/>
+          <w:b/>
+          <w:bCs/>
+        </w:rPr>
+      </w:pPr>
+    </w:p>
+    <w:p>
+      <w:pPr>
+        <w:spacing w:after="0" w:line="240" w:lineRule="auto"/>
+        <w:ind w:left="720" w:firstLine="720"/>
+        <w:rPr>
+          <w:rFonts w:ascii="Times New Roman" w:hAnsi="Times New Roman"/>
+          <w:b/>
+          <w:bCs/>
+          <w:sz w:val="36"/>
+          <w:szCs w:val="36"/>
+        </w:rPr>
+      </w:pPr>
+      <w:r>
+        <w:rPr>
+          <w:noProof/>
+        </w:rPr>
+        <w:drawing>
+          <wp:anchor distT="0" distB="0" distL="114300" distR="114300" simplePos="0" relativeHeight="251662336" behindDoc="0" locked="0" layoutInCell="1" allowOverlap="1" wp14:anchorId="2EEEFB14" wp14:editId="78C28DDF">
+            <wp:simplePos x="0" y="0"/>
+            <wp:positionH relativeFrom="margin">
+              <wp:posOffset>5153025</wp:posOffset>
+            </wp:positionH>
+            <wp:positionV relativeFrom="paragraph">
+              <wp:posOffset>5715</wp:posOffset>
+            </wp:positionV>
+            <wp:extent cx="457200" cy="462915"/>
+            <wp:effectExtent l="0" t="0" r="0" b="0"/>
+            <wp:wrapNone/>
+            <wp:docPr id="430997952" name="Picture 1"/>
+            <wp:cNvGraphicFramePr>
+              <a:graphicFrameLocks xmlns:a="http://schemas.openxmlformats.org/drawingml/2006/main" noChangeAspect="1"/>
+            </wp:cNvGraphicFramePr>
+            <a:graphic xmlns:a="http://schemas.openxmlformats.org/drawingml/2006/main">
+              <a:graphicData uri="http://schemas.openxmlformats.org/drawingml/2006/picture">
+                <pic:pic xmlns:pic="http://schemas.openxmlformats.org/drawingml/2006/picture">
+                  <pic:nvPicPr>
+                    <pic:cNvPr id="0" name="Picture 1"/>
+                    <pic:cNvPicPr>
+                      <a:picLocks noChangeAspect="1" noChangeArrowheads="1"/>
+                    </pic:cNvPicPr>
+                  </pic:nvPicPr>
+                  <pic:blipFill>
+                    <a:blip r:embed="rId6">
+                      <a:extLst>
+                        <a:ext uri="{28A0092B-C50C-407E-A947-70E740481C1C}">
+                          <a14:useLocalDpi xmlns:a14="http://schemas.microsoft.com/office/drawing/2010/main" val="0"/>
+                        </a:ext>
+                      </a:extLst>
+                    </a:blip>
+                    <a:srcRect/>
+                    <a:stretch>
+                      <a:fillRect/>
+                    </a:stretch>
+                  </pic:blipFill>
+                  <pic:spPr bwMode="auto">
+                    <a:xfrm>
+                      <a:off x="0" y="0"/>
+                      <a:ext cx="457200" cy="462915"/>
+                    </a:xfrm>
+                    <a:prstGeom prst="rect">
+                      <a:avLst/>
+                    </a:prstGeom>
+                    <a:noFill/>
+                  </pic:spPr>
+                </pic:pic>
+              </a:graphicData>
+            </a:graphic>
+            <wp14:sizeRelH relativeFrom="margin">
+              <wp14:pctWidth>0</wp14:pctWidth>
+            </wp14:sizeRelH>
+            <wp14:sizeRelV relativeFrom="margin">
+              <wp14:pctHeight>0</wp14:pctHeight>
+            </wp14:sizeRelV>
+          </wp:anchor>
+        </w:drawing>
+      </w:r>
+      <w:r>
+        <w:rPr>
+          <w:noProof/>
+        </w:rPr>
+        <mc:AlternateContent>
+          <mc:Choice Requires="wps">
+            <w:drawing>
+              <wp:anchor distT="45720" distB="45720" distL="114300" distR="114300" simplePos="0" relativeHeight="251663360" behindDoc="0" locked="0" layoutInCell="1" allowOverlap="1" wp14:anchorId="69165BF1" wp14:editId="6849B188">
+                <wp:simplePos x="0" y="0"/>
+                <wp:positionH relativeFrom="column">
+                  <wp:align>right</wp:align>
+                </wp:positionH>
+                <wp:positionV relativeFrom="paragraph">
+                  <wp:posOffset>9525</wp:posOffset>
+                </wp:positionV>
+                <wp:extent cx="609600" cy="1404620"/>
+                <wp:effectExtent l="0" t="0" r="0" b="0"/>
+                <wp:wrapNone/>
+                <wp:docPr id="1344543158" name="Text Box 3"/>
+                <wp:cNvGraphicFramePr>
+                  <a:graphicFrameLocks xmlns:a="http://schemas.openxmlformats.org/drawingml/2006/main"/>
+                </wp:cNvGraphicFramePr>
+                <a:graphic xmlns:a="http://schemas.openxmlformats.org/drawingml/2006/main">
+                  <a:graphicData uri="http://schemas.microsoft.com/office/word/2010/wordprocessingShape">
+                    <wps:wsp>
+                      <wps:cNvSpPr txBox="1">
+                        <a:spLocks noChangeArrowheads="1"/>
+                      </wps:cNvSpPr>
+                      <wps:spPr bwMode="auto">
+                        <a:xfrm>
+                          <a:off x="0" y="0"/>
+                          <a:ext cx="609600" cy="1404620"/>
+                        </a:xfrm>
+                        <a:prstGeom prst="rect">
+                          <a:avLst/>
+                        </a:prstGeom>
+                        <a:noFill/>
+                        <a:ln w="9525">
+                          <a:noFill/>
+                          <a:miter lim="800000"/>
+                          <a:headEnd/>
+                          <a:tailEnd/>
+                        </a:ln>
+                      </wps:spPr>
+                      <wps:txbx>
+                        <w:txbxContent>
+                          <w:p>
+                            <w:r>
+                              <w:rPr>
+                                <w:rFonts w:ascii="Times New Roman" w:hAnsi="Times New Roman"/>
+                                <w:b/>
+                                <w:bCs/>
+                                <w:sz w:val="28"/>
+                                <w:szCs w:val="28"/>
+                              </w:rPr>
+                              <w:t xml:space="preserve">D- </w:t>
+                            </w:r>
+                          </w:p>
+                        </w:txbxContent>
+                      </wps:txbx>
+                      <wps:bodyPr rot="0" vert="horz" wrap="square" lIns="91440" tIns="45720" rIns="91440" bIns="45720" anchor="t" anchorCtr="0">
+                        <a:spAutoFit/>
+                      </wps:bodyPr>
+                    </wps:wsp>
+                  </a:graphicData>
+                </a:graphic>
+                <wp14:sizeRelH relativeFrom="margin">
+                  <wp14:pctWidth>0</wp14:pctWidth>
+                </wp14:sizeRelH>
+                <wp14:sizeRelV relativeFrom="margin">
+                  <wp14:pctHeight>20000</wp14:pctHeight>
+                </wp14:sizeRelV>
+              </wp:anchor>
+            </w:drawing>
+          </mc:Choice>
+          <mc:Fallback>
+            <w:pict>
+              <v:shape w14:anchorId="69165BF1" id="_x0000_s1027" type="#_x0000_t202" style="position:absolute;left:0;text-align:left;margin-left:-3.2pt;margin-top:.75pt;width:48pt;height:110.6pt;z-index:251663360;visibility:visible;mso-wrap-style:square;mso-width-percent:0;mso-height-percent:200;mso-wrap-distance-left:9pt;mso-wrap-distance-top:3.6pt;mso-wrap-distance-right:9pt;mso-wrap-distance-bottom:3.6pt;mso-position-horizontal:right;mso-position-horizontal-relative:text;mso-position-vertical:absolute;mso-position-vertical-relative:text;mso-width-percent:0;mso-height-percent:200;mso-width-relative:margin;mso-height-relative:margin;v-text-anchor:top" o:gfxdata="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" filled="f" stroked="f">
+                <v:textbox style="mso-fit-shape-to-text:t">
+                  <w:txbxContent>
+                    <w:p>
+                      <w:r>
+                        <w:rPr>
+                          <w:rFonts w:ascii="Times New Roman" w:hAnsi="Times New Roman"/>
+                          <w:b/>
+                          <w:bCs/>
+                          <w:sz w:val="28"/>
+                          <w:szCs w:val="28"/>
+                        </w:rPr>
+                        <w:t xml:space="preserve">D- </w:t>
+                      </w:r>
+                    </w:p>
+                  </w:txbxContent>
+                </v:textbox>
+              </v:shape>
+            </w:pict>
+          </mc:Fallback>
+        </mc:AlternateContent>
+      </w:r>
+      <w:r>
+        <w:rPr>
+          <w:rFonts w:ascii="Franklin Gothic Demi" w:hAnsi="Franklin Gothic Demi"/>
+          <w:b/>
+          <w:bCs/>
+          <w:sz w:val="36"/>
+          <w:szCs w:val="36"/>
+        </w:rPr>
+        <w:t>Green Society Public School</w:t>
+      </w:r>
+    </w:p>
+    <w:p>
+      <w:pPr>
+        <w:spacing w:after="0" w:line="240" w:lineRule="auto"/>
+        <w:jc w:val="center"/>
+        <w:rPr>
+          <w:rFonts w:ascii="Times New Roman" w:hAnsi="Times New Roman"/>
+          <w:b/>
+          <w:bCs/>
+          <w:sz w:val="20"/>
+        </w:rPr>
+      </w:pPr>
+      <w:r>
+        <w:rPr>
+          <w:rFonts w:ascii="Times New Roman" w:hAnsi="Times New Roman"/>
+          <w:b/>
+          <w:bCs/>
+          <w:sz w:val="20"/>
+        </w:rPr>
+        <w:t xml:space="preserve">Ratnanagar-7, </w:t>
+      </w:r>
+      <w:proofErr w:type="spellStart"/>
+      <w:r>
+        <w:rPr>
+          <w:rFonts w:ascii="Times New Roman" w:hAnsi="Times New Roman"/>
+          <w:b/>
+          <w:bCs/>
+          <w:sz w:val="20"/>
+        </w:rPr>
+        <w:t>Sauraha</w:t>
+      </w:r>
+      <w:proofErr w:type="spellEnd"/>
+      <w:r>
+        <w:rPr>
+          <w:rFonts w:ascii="Times New Roman" w:hAnsi="Times New Roman"/>
+          <w:b/>
+          <w:bCs/>
+          <w:sz w:val="20"/>
+        </w:rPr>
+        <w:t>, Chitwan</w:t>
+      </w:r>
+    </w:p>
+    <w:p>
+      <w:pPr>
+        <w:spacing w:after="0" w:line="240" w:lineRule="auto"/>
+        <w:ind w:left="1440"/>
+        <w:rPr>
+          <w:rFonts w:ascii="Times New Roman" w:hAnsi="Times New Roman"/>
+          <w:b/>
+          <w:bCs/>
+          <w:sz w:val="20"/>
+        </w:rPr>
+      </w:pPr>
+      <w:r>
+        <w:rPr>
+          <w:rFonts w:ascii="Times New Roman" w:hAnsi="Times New Roman"/>
+          <w:b/>
+          <w:bCs/>
+        </w:rPr>
+        <w:t xml:space="preserve">          </w:t>
+      </w:r>
+      <w:r>
+        <w:rPr>
+          <w:rFonts w:ascii="Times New Roman" w:hAnsi="Times New Roman"/>
+          <w:b/>
+          <w:bCs/>
+          <w:u w:val="single"/>
+        </w:rPr>
+        <w:t>Annual</w:t>
+      </w:r>
+      <w:r>
+        <w:rPr>
+          <w:rFonts w:ascii="Times New Roman" w:hAnsi="Times New Roman" w:cs="Times New Roman"/>
+          <w:b/>
+          <w:bCs/>
+          <w:szCs w:val="18"/>
+          <w:u w:val="single"/>
+        </w:rPr>
+        <w:t xml:space="preserve"> Examination-2082</w:t>
+      </w:r>
+    </w:p>
+    <w:p>
+      <w:pPr>
+        <w:pBdr>
+          <w:bottom w:val="double" w:sz="6" w:space="1" w:color="auto"/>
+        </w:pBdr>
+        <w:spacing w:after="0" w:line="240" w:lineRule="auto"/>
+        <w:rPr>
+          <w:rFonts w:ascii="Times New Roman" w:hAnsi="Times New Roman"/>
+          <w:b/>
+          <w:bCs/>
+        </w:rPr>
+      </w:pPr>
+      <w:r>
+        <w:rPr>
+          <w:rFonts w:ascii="Times New Roman" w:hAnsi="Times New Roman"/>
+          <w:b/>
+          <w:bCs/>
+        </w:rPr>
+        <w:t>Class: Five</w:t>
+      </w:r>
+      <w:r>
+        <w:rPr>
+          <w:rFonts w:ascii="Times New Roman" w:hAnsi="Times New Roman"/>
+          <w:b/>
+          <w:bCs/>
+        </w:rPr>
+        <w:tab/>
+      </w:r>
+      <w:r>
+        <w:rPr>
+          <w:rFonts w:ascii="Times New Roman" w:hAnsi="Times New Roman"/>
+          <w:b/>
+          <w:bCs/>
+        </w:rPr>
+        <w:tab/>
+        <w:t xml:space="preserve">                </w:t>
+      </w:r>
+      <w:r>
+        <w:t xml:space="preserve">  </w:t>
+      </w:r>
+      <w:r>
+        <w:rPr>
+          <w:rFonts w:ascii="Times New Roman" w:hAnsi="Times New Roman"/>
+          <w:b/>
+          <w:bCs/>
+        </w:rPr>
+        <w:t>Time: 1 hr.</w:t>
+      </w:r>
+      <w:r>
+        <w:rPr>
+          <w:rFonts w:ascii="Times New Roman" w:hAnsi="Times New Roman"/>
+          <w:b/>
+          <w:bCs/>
+        </w:rPr>
+        <w:tab/>
+      </w:r>
+      <w:r>
+        <w:rPr>
+          <w:rFonts w:ascii="Times New Roman" w:hAnsi="Times New Roman"/>
+          <w:b/>
+          <w:bCs/>
+        </w:rPr>
+        <w:tab/>
+      </w:r>
+      <w:r>
+        <w:rPr>
+          <w:rFonts w:ascii="Times New Roman" w:hAnsi="Times New Roman"/>
+          <w:b/>
+          <w:bCs/>
+        </w:rPr>
+        <w:tab/>
+        <w:t>F.M.:50</w:t>
+      </w:r>
+    </w:p>
+    <w:p>
+      <w:pPr>
+        <w:pBdr>
+          <w:bottom w:val="double" w:sz="6" w:space="1" w:color="auto"/>
+        </w:pBdr>
+        <w:spacing w:after="0" w:line="240" w:lineRule="auto"/>
+        <w:rPr>
+          <w:rFonts w:ascii="Times New Roman" w:hAnsi="Times New Roman"/>
+          <w:b/>
+          <w:bCs/>
+        </w:rPr>
+      </w:pPr>
+      <w:r>
+        <w:rPr>
+          <w:rFonts w:ascii="Times New Roman" w:hAnsi="Times New Roman"/>
+          <w:b/>
+          <w:bCs/>
+        </w:rPr>
+        <w:t>Sub: HPCA</w:t>
+      </w:r>
+    </w:p>
+    <w:p>
+      <w:pPr>
         <w:pStyle w:val="ListParagraph"/>
-        <w:ind w:left="1440"/>
+        <w:numPr>
+          <w:ilvl w:val="0"/>
+          <w:numId w:val="7"/>
+        </w:numPr>
+        <w:ind w:left="360"/>
+        <w:rPr>
+          <w:rFonts w:ascii="Times New Roman" w:hAnsi="Times New Roman" w:cs="Times New Roman"/>
+          <w:b/>
+          <w:bCs/>
+        </w:rPr>
+      </w:pPr>
+      <w:r>
+        <w:rPr>
+          <w:rFonts w:ascii="Times New Roman" w:hAnsi="Times New Roman" w:cs="Times New Roman"/>
+          <w:b/>
+          <w:bCs/>
+        </w:rPr>
+        <w:t>Very short questions.</w:t>
+      </w:r>
+      <w:r>
+        <w:rPr>
+          <w:rFonts w:ascii="Times New Roman" w:hAnsi="Times New Roman" w:cs="Times New Roman"/>
+          <w:b/>
+          <w:bCs/>
+        </w:rPr>
+        <w:tab/>
+      </w:r>
+      <w:r>
+        <w:rPr>
+          <w:rFonts w:ascii="Times New Roman" w:hAnsi="Times New Roman" w:cs="Times New Roman"/>
+          <w:b/>
+          <w:bCs/>
+        </w:rPr>
+        <w:tab/>
+      </w:r>
+      <w:r>
+        <w:rPr>
+          <w:rFonts w:ascii="Times New Roman" w:hAnsi="Times New Roman" w:cs="Times New Roman"/>
+          <w:b/>
+          <w:bCs/>
+        </w:rPr>
+        <w:tab/>
+      </w:r>
+      <w:r>
+        <w:rPr>
+          <w:rFonts w:ascii="Times New Roman" w:hAnsi="Times New Roman" w:cs="Times New Roman"/>
+          <w:b/>
+          <w:bCs/>
+        </w:rPr>
+        <w:tab/>
+      </w:r>
+      <w:r>
+        <w:rPr>
+          <w:rFonts w:ascii="Times New Roman" w:hAnsi="Times New Roman" w:cs="Times New Roman"/>
+          <w:b/>
+          <w:bCs/>
+        </w:rPr>
+        <w:tab/>
+      </w:r>
+      <w:r>
+        <w:rPr>
+          <w:rFonts w:ascii="Times New Roman" w:hAnsi="Times New Roman" w:cs="Times New Roman"/>
+          <w:b/>
+          <w:bCs/>
+        </w:rPr>
+        <w:tab/>
+      </w:r>
+      <w:r>
+        <w:rPr>
+          <w:rFonts w:ascii="Times New Roman" w:hAnsi="Times New Roman" w:cs="Times New Roman"/>
+          <w:b/>
+          <w:bCs/>
+        </w:rPr>
+        <w:t>[</w:t>
+      </w:r>
+      <w:r>
+        <w:rPr>
+          <w:rFonts w:ascii="Times New Roman" w:hAnsi="Times New Roman" w:cs="Times New Roman"/>
+          <w:b/>
+          <w:bCs/>
+        </w:rPr>
+        <w:t>5</w:t>
+      </w:r>
+      <w:r>
+        <w:rPr>
+          <w:rFonts w:ascii="Times New Roman" w:hAnsi="Times New Roman" w:cs="Times New Roman"/>
+          <w:b/>
+          <w:bCs/>
+        </w:rPr>
+        <w:t>×</w:t>
+      </w:r>
+      <w:r>
+        <w:rPr>
+          <w:rFonts w:ascii="Times New Roman" w:hAnsi="Times New Roman" w:cs="Times New Roman"/>
+          <w:b/>
+          <w:bCs/>
+        </w:rPr>
+        <w:t>1</w:t>
+      </w:r>
+      <w:r>
+        <w:rPr>
+          <w:rFonts w:ascii="Times New Roman" w:hAnsi="Times New Roman" w:cs="Times New Roman"/>
+          <w:b/>
+          <w:bCs/>
+        </w:rPr>
+        <w:t>=</w:t>
+      </w:r>
+      <w:r>
+        <w:rPr>
+          <w:rFonts w:ascii="Times New Roman" w:hAnsi="Times New Roman" w:cs="Times New Roman"/>
+          <w:b/>
+          <w:bCs/>
+        </w:rPr>
+        <w:t>5</w:t>
+      </w:r>
+      <w:r>
+        <w:rPr>
+          <w:rFonts w:ascii="Times New Roman" w:hAnsi="Times New Roman" w:cs="Times New Roman"/>
+          <w:b/>
+          <w:bCs/>
+        </w:rPr>
+        <w:t>]</w:t>
+      </w:r>
+    </w:p>
+    <w:p>
+      <w:pPr>
+        <w:pStyle w:val="ListParagraph"/>
+        <w:numPr>
+          <w:ilvl w:val="0"/>
+          <w:numId w:val="8"/>
+        </w:numPr>
+        <w:ind w:left="648"/>
+        <w:rPr>
+          <w:rFonts w:ascii="Times New Roman" w:hAnsi="Times New Roman" w:cs="Times New Roman"/>
+        </w:rPr>
+      </w:pPr>
+      <w:r>
+        <w:rPr>
+          <w:rFonts w:ascii="Times New Roman" w:hAnsi="Times New Roman" w:cs="Times New Roman"/>
+        </w:rPr>
+        <w:t>Define sense organs.</w:t>
+      </w:r>
+    </w:p>
+    <w:p>
+      <w:pPr>
+        <w:pStyle w:val="ListParagraph"/>
+        <w:numPr>
+          <w:ilvl w:val="0"/>
+          <w:numId w:val="8"/>
+        </w:numPr>
+        <w:ind w:left="648"/>
+        <w:rPr>
+          <w:rFonts w:ascii="Times New Roman" w:hAnsi="Times New Roman" w:cs="Times New Roman"/>
+        </w:rPr>
+      </w:pPr>
+      <w:r>
+        <w:rPr>
+          <w:rFonts w:ascii="Times New Roman" w:hAnsi="Times New Roman" w:cs="Times New Roman"/>
+        </w:rPr>
+        <w:t>What is environmental sanitation.</w:t>
+      </w:r>
+    </w:p>
+    <w:p>
+      <w:pPr>
+        <w:pStyle w:val="ListParagraph"/>
+        <w:numPr>
+          <w:ilvl w:val="0"/>
+          <w:numId w:val="8"/>
+        </w:numPr>
+        <w:ind w:left="648"/>
+        <w:rPr>
+          <w:rFonts w:ascii="Times New Roman" w:hAnsi="Times New Roman" w:cs="Times New Roman"/>
+        </w:rPr>
+      </w:pPr>
+      <w:r>
+        <w:rPr>
+          <w:rFonts w:ascii="Times New Roman" w:hAnsi="Times New Roman" w:cs="Times New Roman"/>
+        </w:rPr>
+        <w:t>Which organs are involved while dancing.</w:t>
+      </w:r>
+    </w:p>
+    <w:p>
+      <w:pPr>
+        <w:pStyle w:val="ListParagraph"/>
+        <w:numPr>
+          <w:ilvl w:val="0"/>
+          <w:numId w:val="8"/>
+        </w:numPr>
+        <w:ind w:left="648"/>
+        <w:rPr>
+          <w:rFonts w:ascii="Times New Roman" w:hAnsi="Times New Roman" w:cs="Times New Roman"/>
+        </w:rPr>
+      </w:pPr>
+      <w:r>
+        <w:rPr>
+          <w:rFonts w:ascii="Times New Roman" w:hAnsi="Times New Roman" w:cs="Times New Roman"/>
+        </w:rPr>
+        <w:t>Name any two local musical instruments.</w:t>
+      </w:r>
+    </w:p>
+    <w:p>
+      <w:pPr>
+        <w:pStyle w:val="ListParagraph"/>
+        <w:numPr>
+          <w:ilvl w:val="0"/>
+          <w:numId w:val="8"/>
+        </w:numPr>
+        <w:ind w:left="648"/>
+        <w:rPr>
+          <w:rFonts w:ascii="Times New Roman" w:hAnsi="Times New Roman" w:cs="Times New Roman"/>
+        </w:rPr>
+      </w:pPr>
+      <w:r>
+        <w:rPr>
+          <w:rFonts w:ascii="Times New Roman" w:hAnsi="Times New Roman" w:cs="Times New Roman"/>
+        </w:rPr>
+        <w:t>What type of clay is suitable for clay work?</w:t>
+      </w:r>
+    </w:p>
+    <w:p>
+      <w:pPr>
+        <w:pStyle w:val="ListParagraph"/>
+        <w:numPr>
+          <w:ilvl w:val="0"/>
+          <w:numId w:val="7"/>
+        </w:numPr>
+        <w:ind w:left="360"/>
+        <w:rPr>
+          <w:rFonts w:ascii="Times New Roman" w:hAnsi="Times New Roman" w:cs="Times New Roman"/>
+          <w:b/>
+          <w:bCs/>
+        </w:rPr>
+      </w:pPr>
+      <w:r>
+        <w:rPr>
+          <w:rFonts w:ascii="Times New Roman" w:hAnsi="Times New Roman" w:cs="Times New Roman"/>
+          <w:b/>
+          <w:bCs/>
+        </w:rPr>
+        <w:t>Short questions.</w:t>
+      </w:r>
+      <w:r>
+        <w:rPr>
+          <w:rFonts w:ascii="Times New Roman" w:hAnsi="Times New Roman" w:cs="Times New Roman"/>
+          <w:b/>
+          <w:bCs/>
+        </w:rPr>
+        <w:tab/>
+      </w:r>
+      <w:r>
+        <w:rPr>
+          <w:rFonts w:ascii="Times New Roman" w:hAnsi="Times New Roman" w:cs="Times New Roman"/>
+          <w:b/>
+          <w:bCs/>
+        </w:rPr>
+        <w:tab/>
+      </w:r>
+      <w:r>
+        <w:rPr>
+          <w:rFonts w:ascii="Times New Roman" w:hAnsi="Times New Roman" w:cs="Times New Roman"/>
+          <w:b/>
+          <w:bCs/>
+        </w:rPr>
+        <w:tab/>
+      </w:r>
+      <w:r>
+        <w:rPr>
+          <w:rFonts w:ascii="Times New Roman" w:hAnsi="Times New Roman" w:cs="Times New Roman"/>
+          <w:b/>
+          <w:bCs/>
+        </w:rPr>
+        <w:tab/>
+      </w:r>
+      <w:r>
+        <w:rPr>
+          <w:rFonts w:ascii="Times New Roman" w:hAnsi="Times New Roman" w:cs="Times New Roman"/>
+          <w:b/>
+          <w:bCs/>
+        </w:rPr>
+        <w:tab/>
+      </w:r>
+      <w:r>
+        <w:rPr>
+          <w:rFonts w:ascii="Times New Roman" w:hAnsi="Times New Roman" w:cs="Times New Roman"/>
+          <w:b/>
+          <w:bCs/>
+        </w:rPr>
+        <w:tab/>
+        <w:t xml:space="preserve">           </w:t>
+      </w:r>
+      <w:r>
+        <w:rPr>
+          <w:rFonts w:ascii="Times New Roman" w:hAnsi="Times New Roman" w:cs="Times New Roman"/>
+          <w:b/>
+          <w:bCs/>
+        </w:rPr>
+        <w:t>[6×2=12]</w:t>
+      </w:r>
+    </w:p>
+    <w:p>
+      <w:pPr>
+        <w:pStyle w:val="ListParagraph"/>
+        <w:numPr>
+          <w:ilvl w:val="0"/>
+          <w:numId w:val="9"/>
+        </w:numPr>
+        <w:ind w:left="648"/>
+        <w:rPr>
+          <w:rFonts w:ascii="Times New Roman" w:hAnsi="Times New Roman" w:cs="Times New Roman"/>
+        </w:rPr>
+      </w:pPr>
+      <w:r>
+        <w:rPr>
+          <w:rFonts w:ascii="Times New Roman" w:hAnsi="Times New Roman" w:cs="Times New Roman"/>
+        </w:rPr>
+        <w:t>Mention any two methods of conserving nutrients in our food.</w:t>
+      </w:r>
+    </w:p>
+    <w:p>
+      <w:pPr>
+        <w:pStyle w:val="ListParagraph"/>
+        <w:numPr>
+          <w:ilvl w:val="0"/>
+          <w:numId w:val="9"/>
+        </w:numPr>
+        <w:ind w:left="648"/>
+        <w:rPr>
+          <w:rFonts w:ascii="Times New Roman" w:hAnsi="Times New Roman" w:cs="Times New Roman"/>
+        </w:rPr>
+      </w:pPr>
+      <w:r>
+        <w:rPr>
+          <w:rFonts w:ascii="Times New Roman" w:hAnsi="Times New Roman" w:cs="Times New Roman"/>
+        </w:rPr>
+        <w:t>Write any two adverse impacts of alcoholism on personal health.</w:t>
+      </w:r>
+    </w:p>
+    <w:p>
+      <w:pPr>
+        <w:pStyle w:val="ListParagraph"/>
+        <w:numPr>
+          <w:ilvl w:val="0"/>
+          <w:numId w:val="9"/>
+        </w:numPr>
+        <w:ind w:left="648"/>
+        <w:rPr>
+          <w:rFonts w:ascii="Times New Roman" w:hAnsi="Times New Roman" w:cs="Times New Roman"/>
+        </w:rPr>
+      </w:pPr>
+      <w:r>
+        <w:rPr>
+          <w:rFonts w:ascii="Times New Roman" w:hAnsi="Times New Roman" w:cs="Times New Roman"/>
+        </w:rPr>
+        <w:t>List out safety measures to be followed to minimize road accident.</w:t>
+      </w:r>
+    </w:p>
+    <w:p>
+      <w:pPr>
+        <w:pStyle w:val="ListParagraph"/>
+        <w:numPr>
+          <w:ilvl w:val="0"/>
+          <w:numId w:val="9"/>
+        </w:numPr>
+        <w:ind w:left="648"/>
+        <w:rPr>
+          <w:rFonts w:ascii="Times New Roman" w:hAnsi="Times New Roman" w:cs="Times New Roman"/>
+        </w:rPr>
+      </w:pPr>
+      <w:r>
+        <w:rPr>
+          <w:rFonts w:ascii="Times New Roman" w:hAnsi="Times New Roman" w:cs="Times New Roman"/>
+        </w:rPr>
+        <w:t>What is first aid? why is it necessary?</w:t>
+      </w:r>
+    </w:p>
+    <w:p>
+      <w:pPr>
+        <w:pStyle w:val="ListParagraph"/>
+        <w:numPr>
+          <w:ilvl w:val="0"/>
+          <w:numId w:val="9"/>
+        </w:numPr>
+        <w:ind w:left="648"/>
+        <w:rPr>
+          <w:rFonts w:ascii="Times New Roman" w:hAnsi="Times New Roman" w:cs="Times New Roman"/>
+        </w:rPr>
+      </w:pPr>
+      <w:r>
+        <w:rPr>
+          <w:rFonts w:ascii="Times New Roman" w:hAnsi="Times New Roman" w:cs="Times New Roman"/>
+        </w:rPr>
+        <w:t>Mention the three steps of drill.</w:t>
+      </w:r>
+    </w:p>
+    <w:p>
+      <w:pPr>
+        <w:pStyle w:val="ListParagraph"/>
+        <w:numPr>
+          <w:ilvl w:val="0"/>
+          <w:numId w:val="9"/>
+        </w:numPr>
+        <w:ind w:left="648"/>
+        <w:rPr>
+          <w:rFonts w:ascii="Times New Roman" w:hAnsi="Times New Roman" w:cs="Times New Roman"/>
+        </w:rPr>
+      </w:pPr>
+      <w:r>
+        <w:rPr>
+          <w:rFonts w:ascii="Times New Roman" w:hAnsi="Times New Roman" w:cs="Times New Roman"/>
+        </w:rPr>
+        <w:t>Name any two body balancing activities.</w:t>
+      </w:r>
+    </w:p>
+    <w:p>
+      <w:pPr>
+        <w:pStyle w:val="ListParagraph"/>
+        <w:numPr>
+          <w:ilvl w:val="0"/>
+          <w:numId w:val="7"/>
+        </w:numPr>
+        <w:ind w:left="360"/>
+        <w:rPr>
+          <w:rFonts w:ascii="Times New Roman" w:hAnsi="Times New Roman" w:cs="Times New Roman"/>
+          <w:b/>
+          <w:bCs/>
+        </w:rPr>
+      </w:pPr>
+      <w:r>
+        <w:rPr>
+          <w:rFonts w:ascii="Times New Roman" w:hAnsi="Times New Roman" w:cs="Times New Roman"/>
+          <w:b/>
+          <w:bCs/>
+        </w:rPr>
+        <w:t>Long questions.</w:t>
+      </w:r>
+      <w:r>
+        <w:rPr>
+          <w:rFonts w:ascii="Times New Roman" w:hAnsi="Times New Roman" w:cs="Times New Roman"/>
+          <w:b/>
+          <w:bCs/>
+        </w:rPr>
+        <w:tab/>
+      </w:r>
+      <w:r>
+        <w:rPr>
+          <w:rFonts w:ascii="Times New Roman" w:hAnsi="Times New Roman" w:cs="Times New Roman"/>
+          <w:b/>
+          <w:bCs/>
+        </w:rPr>
+        <w:tab/>
+      </w:r>
+      <w:r>
+        <w:rPr>
+          <w:rFonts w:ascii="Times New Roman" w:hAnsi="Times New Roman" w:cs="Times New Roman"/>
+          <w:b/>
+          <w:bCs/>
+        </w:rPr>
+        <w:tab/>
+      </w:r>
+      <w:r>
+        <w:rPr>
+          <w:rFonts w:ascii="Times New Roman" w:hAnsi="Times New Roman" w:cs="Times New Roman"/>
+          <w:b/>
+          <w:bCs/>
+        </w:rPr>
+        <w:tab/>
+      </w:r>
+      <w:r>
+        <w:rPr>
+          <w:rFonts w:ascii="Times New Roman" w:hAnsi="Times New Roman" w:cs="Times New Roman"/>
+          <w:b/>
+          <w:bCs/>
+        </w:rPr>
+        <w:tab/>
+      </w:r>
+      <w:r>
+        <w:rPr>
+          <w:rFonts w:ascii="Times New Roman" w:hAnsi="Times New Roman" w:cs="Times New Roman"/>
+          <w:b/>
+          <w:bCs/>
+        </w:rPr>
+        <w:tab/>
+      </w:r>
+      <w:r>
+        <w:rPr>
+          <w:rFonts w:ascii="Times New Roman" w:hAnsi="Times New Roman" w:cs="Times New Roman"/>
+          <w:b/>
+          <w:bCs/>
+        </w:rPr>
+        <w:tab/>
+      </w:r>
+      <w:r>
+        <w:rPr>
+          <w:rFonts w:ascii="Times New Roman" w:hAnsi="Times New Roman" w:cs="Times New Roman"/>
+          <w:b/>
+          <w:bCs/>
+        </w:rPr>
+        <w:t>[</w:t>
+      </w:r>
+      <w:r>
+        <w:rPr>
+          <w:rFonts w:ascii="Times New Roman" w:hAnsi="Times New Roman" w:cs="Times New Roman"/>
+          <w:b/>
+          <w:bCs/>
+        </w:rPr>
+        <w:t xml:space="preserve"> </w:t>
+      </w:r>
+      <w:r>
+        <w:rPr>
+          <w:rFonts w:ascii="Times New Roman" w:hAnsi="Times New Roman" w:cs="Times New Roman"/>
+          <w:b/>
+          <w:bCs/>
+        </w:rPr>
+        <w:t>×</w:t>
+      </w:r>
+      <w:r>
+        <w:rPr>
+          <w:rFonts w:ascii="Times New Roman" w:hAnsi="Times New Roman" w:cs="Times New Roman"/>
+          <w:b/>
+          <w:bCs/>
+        </w:rPr>
+        <w:t xml:space="preserve"> </w:t>
+      </w:r>
+      <w:r>
+        <w:rPr>
+          <w:rFonts w:ascii="Times New Roman" w:hAnsi="Times New Roman" w:cs="Times New Roman"/>
+          <w:b/>
+          <w:bCs/>
+        </w:rPr>
+        <w:t>=</w:t>
+      </w:r>
+      <w:r>
+        <w:rPr>
+          <w:rFonts w:ascii="Times New Roman" w:hAnsi="Times New Roman" w:cs="Times New Roman"/>
+          <w:b/>
+          <w:bCs/>
+        </w:rPr>
+        <w:t xml:space="preserve"> </w:t>
+      </w:r>
+      <w:r>
+        <w:rPr>
+          <w:rFonts w:ascii="Times New Roman" w:hAnsi="Times New Roman" w:cs="Times New Roman"/>
+          <w:b/>
+          <w:bCs/>
+        </w:rPr>
+        <w:t>]</w:t>
+      </w:r>
+    </w:p>
+    <w:p>
+      <w:pPr>
+        <w:pStyle w:val="ListParagraph"/>
+        <w:numPr>
+          <w:ilvl w:val="0"/>
+          <w:numId w:val="10"/>
+        </w:numPr>
+        <w:ind w:left="648"/>
+        <w:rPr>
+          <w:rFonts w:ascii="Times New Roman" w:hAnsi="Times New Roman" w:cs="Times New Roman"/>
+        </w:rPr>
+      </w:pPr>
+      <w:r>
+        <w:rPr>
+          <w:rFonts w:ascii="Times New Roman" w:hAnsi="Times New Roman" w:cs="Times New Roman"/>
+        </w:rPr>
+        <w:t>Define mural ort? Mention the steps of mural art.</w:t>
+      </w:r>
+    </w:p>
+    <w:p>
+      <w:pPr>
+        <w:pStyle w:val="ListParagraph"/>
+        <w:numPr>
+          <w:ilvl w:val="0"/>
+          <w:numId w:val="10"/>
+        </w:numPr>
+        <w:ind w:left="648"/>
+        <w:rPr>
+          <w:rFonts w:ascii="Times New Roman" w:hAnsi="Times New Roman" w:cs="Times New Roman"/>
+        </w:rPr>
+      </w:pPr>
+      <w:r>
+        <w:rPr>
+          <w:rFonts w:ascii="Times New Roman" w:hAnsi="Times New Roman" w:cs="Times New Roman"/>
+        </w:rPr>
+        <w:t>Mention any four preventive measures to burn.</w:t>
+      </w:r>
+    </w:p>
+    <w:p>
+      <w:pPr>
+        <w:pStyle w:val="ListParagraph"/>
+        <w:numPr>
+          <w:ilvl w:val="0"/>
+          <w:numId w:val="6"/>
+        </w:numPr>
+        <w:ind w:left="360"/>
+        <w:jc w:val="center"/>
+        <w:rPr>
+          <w:rFonts w:ascii="Times New Roman" w:hAnsi="Times New Roman" w:cs="Times New Roman"/>
+          <w:b/>
+          <w:bCs/>
+        </w:rPr>
+      </w:pPr>
+      <w:r>
+        <w:rPr>
+          <w:rFonts w:ascii="Times New Roman" w:hAnsi="Times New Roman" w:cs="Times New Roman"/>
+          <w:b/>
+          <w:bCs/>
+        </w:rPr>
+        <w:t>The End    -</w:t>
+      </w:r>
+    </w:p>
+    <w:p>
+      <w:pPr>
+        <w:jc w:val="center"/>
+        <w:rPr>
+          <w:rFonts w:ascii="Times New Roman" w:hAnsi="Times New Roman" w:cs="Times New Roman"/>
+          <w:b/>
+          <w:bCs/>
+        </w:rPr>
       </w:pPr>
     </w:p>
     <w:sectPr>
-      <w:pgSz w:w="12240" w:h="15840"/>
-      <w:pgMar w:top="1440" w:right="1440" w:bottom="1440" w:left="1440" w:header="720" w:footer="720" w:gutter="0"/>
-      <w:cols w:space="720"/>
+      <w:pgSz w:w="16838" w:h="11906" w:orient="landscape" w:code="9"/>
+      <w:pgMar w:top="720" w:right="720" w:bottom="720" w:left="720" w:header="720" w:footer="720" w:gutter="0"/>
+      <w:cols w:num="2" w:space="720"/>
       <w:docGrid w:linePitch="360"/>
     </w:sectPr>
   </w:body>
@@ -348,6 +2190,184 @@
     </w:lvl>
   </w:abstractNum>
   <w:abstractNum w:abstractNumId="1" w15:restartNumberingAfterBreak="0">
+    <w:nsid w:val="1E804D44"/>
+    <w:multiLevelType w:val="hybridMultilevel"/>
+    <w:tmpl w:val="61EC1528"/>
+    <w:lvl w:ilvl="0" w:tplc="FFFFFFFF">
+      <w:start w:val="1"/>
+      <w:numFmt w:val="decimal"/>
+      <w:lvlText w:val="%1."/>
+      <w:lvlJc w:val="left"/>
+      <w:pPr>
+        <w:ind w:left="1080" w:hanging="360"/>
+      </w:pPr>
+      <w:rPr>
+        <w:rFonts w:hint="default"/>
+      </w:rPr>
+    </w:lvl>
+    <w:lvl w:ilvl="1" w:tplc="FFFFFFFF" w:tentative="1">
+      <w:start w:val="1"/>
+      <w:numFmt w:val="lowerLetter"/>
+      <w:lvlText w:val="%2."/>
+      <w:lvlJc w:val="left"/>
+      <w:pPr>
+        <w:ind w:left="1800" w:hanging="360"/>
+      </w:pPr>
+    </w:lvl>
+    <w:lvl w:ilvl="2" w:tplc="FFFFFFFF" w:tentative="1">
+      <w:start w:val="1"/>
+      <w:numFmt w:val="lowerRoman"/>
+      <w:lvlText w:val="%3."/>
+      <w:lvlJc w:val="right"/>
+      <w:pPr>
+        <w:ind w:left="2520" w:hanging="180"/>
+      </w:pPr>
+    </w:lvl>
+    <w:lvl w:ilvl="3" w:tplc="FFFFFFFF" w:tentative="1">
+      <w:start w:val="1"/>
+      <w:numFmt w:val="decimal"/>
+      <w:lvlText w:val="%4."/>
+      <w:lvlJc w:val="left"/>
+      <w:pPr>
+        <w:ind w:left="3240" w:hanging="360"/>
+      </w:pPr>
+    </w:lvl>
+    <w:lvl w:ilvl="4" w:tplc="FFFFFFFF" w:tentative="1">
+      <w:start w:val="1"/>
+      <w:numFmt w:val="lowerLetter"/>
+      <w:lvlText w:val="%5."/>
+      <w:lvlJc w:val="left"/>
+      <w:pPr>
+        <w:ind w:left="3960" w:hanging="360"/>
+      </w:pPr>
+    </w:lvl>
+    <w:lvl w:ilvl="5" w:tplc="FFFFFFFF" w:tentative="1">
+      <w:start w:val="1"/>
+      <w:numFmt w:val="lowerRoman"/>
+      <w:lvlText w:val="%6."/>
+      <w:lvlJc w:val="right"/>
+      <w:pPr>
+        <w:ind w:left="4680" w:hanging="180"/>
+      </w:pPr>
+    </w:lvl>
+    <w:lvl w:ilvl="6" w:tplc="FFFFFFFF" w:tentative="1">
+      <w:start w:val="1"/>
+      <w:numFmt w:val="decimal"/>
+      <w:lvlText w:val="%7."/>
+      <w:lvlJc w:val="left"/>
+      <w:pPr>
+        <w:ind w:left="5400" w:hanging="360"/>
+      </w:pPr>
+    </w:lvl>
+    <w:lvl w:ilvl="7" w:tplc="FFFFFFFF" w:tentative="1">
+      <w:start w:val="1"/>
+      <w:numFmt w:val="lowerLetter"/>
+      <w:lvlText w:val="%8."/>
+      <w:lvlJc w:val="left"/>
+      <w:pPr>
+        <w:ind w:left="6120" w:hanging="360"/>
+      </w:pPr>
+    </w:lvl>
+    <w:lvl w:ilvl="8" w:tplc="FFFFFFFF" w:tentative="1">
+      <w:start w:val="1"/>
+      <w:numFmt w:val="lowerRoman"/>
+      <w:lvlText w:val="%9."/>
+      <w:lvlJc w:val="right"/>
+      <w:pPr>
+        <w:ind w:left="6840" w:hanging="180"/>
+      </w:pPr>
+    </w:lvl>
+  </w:abstractNum>
+  <w:abstractNum w:abstractNumId="2" w15:restartNumberingAfterBreak="0">
+    <w:nsid w:val="281E4296"/>
+    <w:multiLevelType w:val="hybridMultilevel"/>
+    <w:tmpl w:val="EF18F05A"/>
+    <w:lvl w:ilvl="0" w:tplc="FFFFFFFF">
+      <w:start w:val="1"/>
+      <w:numFmt w:val="lowerLetter"/>
+      <w:lvlText w:val="%1."/>
+      <w:lvlJc w:val="left"/>
+      <w:pPr>
+        <w:ind w:left="1440" w:hanging="360"/>
+      </w:pPr>
+      <w:rPr>
+        <w:rFonts w:hint="default"/>
+      </w:rPr>
+    </w:lvl>
+    <w:lvl w:ilvl="1" w:tplc="FFFFFFFF" w:tentative="1">
+      <w:start w:val="1"/>
+      <w:numFmt w:val="lowerLetter"/>
+      <w:lvlText w:val="%2."/>
+      <w:lvlJc w:val="left"/>
+      <w:pPr>
+        <w:ind w:left="2160" w:hanging="360"/>
+      </w:pPr>
+    </w:lvl>
+    <w:lvl w:ilvl="2" w:tplc="FFFFFFFF" w:tentative="1">
+      <w:start w:val="1"/>
+      <w:numFmt w:val="lowerRoman"/>
+      <w:lvlText w:val="%3."/>
+      <w:lvlJc w:val="right"/>
+      <w:pPr>
+        <w:ind w:left="2880" w:hanging="180"/>
+      </w:pPr>
+    </w:lvl>
+    <w:lvl w:ilvl="3" w:tplc="FFFFFFFF" w:tentative="1">
+      <w:start w:val="1"/>
+      <w:numFmt w:val="decimal"/>
+      <w:lvlText w:val="%4."/>
+      <w:lvlJc w:val="left"/>
+      <w:pPr>
+        <w:ind w:left="3600" w:hanging="360"/>
+      </w:pPr>
+    </w:lvl>
+    <w:lvl w:ilvl="4" w:tplc="FFFFFFFF" w:tentative="1">
+      <w:start w:val="1"/>
+      <w:numFmt w:val="lowerLetter"/>
+      <w:lvlText w:val="%5."/>
+      <w:lvlJc w:val="left"/>
+      <w:pPr>
+        <w:ind w:left="4320" w:hanging="360"/>
+      </w:pPr>
+    </w:lvl>
+    <w:lvl w:ilvl="5" w:tplc="FFFFFFFF" w:tentative="1">
+      <w:start w:val="1"/>
+      <w:numFmt w:val="lowerRoman"/>
+      <w:lvlText w:val="%6."/>
+      <w:lvlJc w:val="right"/>
+      <w:pPr>
+        <w:ind w:left="5040" w:hanging="180"/>
+      </w:pPr>
+    </w:lvl>
+    <w:lvl w:ilvl="6" w:tplc="FFFFFFFF" w:tentative="1">
+      <w:start w:val="1"/>
+      <w:numFmt w:val="decimal"/>
+      <w:lvlText w:val="%7."/>
+      <w:lvlJc w:val="left"/>
+      <w:pPr>
+        <w:ind w:left="5760" w:hanging="360"/>
+      </w:pPr>
+    </w:lvl>
+    <w:lvl w:ilvl="7" w:tplc="FFFFFFFF" w:tentative="1">
+      <w:start w:val="1"/>
+      <w:numFmt w:val="lowerLetter"/>
+      <w:lvlText w:val="%8."/>
+      <w:lvlJc w:val="left"/>
+      <w:pPr>
+        <w:ind w:left="6480" w:hanging="360"/>
+      </w:pPr>
+    </w:lvl>
+    <w:lvl w:ilvl="8" w:tplc="FFFFFFFF" w:tentative="1">
+      <w:start w:val="1"/>
+      <w:numFmt w:val="lowerRoman"/>
+      <w:lvlText w:val="%9."/>
+      <w:lvlJc w:val="right"/>
+      <w:pPr>
+        <w:ind w:left="7200" w:hanging="180"/>
+      </w:pPr>
+    </w:lvl>
+  </w:abstractNum>
+  <w:abstractNum w:abstractNumId="3" w15:restartNumberingAfterBreak="0">
     <w:nsid w:val="34393470"/>
     <w:multiLevelType w:val="hybridMultilevel"/>
     <w:tmpl w:val="1B6438E4"/>
@@ -436,7 +2456,7 @@
       </w:pPr>
     </w:lvl>
   </w:abstractNum>
-  <w:abstractNum w:abstractNumId="2" w15:restartNumberingAfterBreak="0">
+  <w:abstractNum w:abstractNumId="4" w15:restartNumberingAfterBreak="0">
     <w:nsid w:val="3CDC727B"/>
     <w:multiLevelType w:val="hybridMultilevel"/>
     <w:tmpl w:val="CEB69134"/>
@@ -525,7 +2545,96 @@
       </w:pPr>
     </w:lvl>
   </w:abstractNum>
-  <w:abstractNum w:abstractNumId="3" w15:restartNumberingAfterBreak="0">
+  <w:abstractNum w:abstractNumId="5" w15:restartNumberingAfterBreak="0">
+    <w:nsid w:val="4D1E3C8E"/>
+    <w:multiLevelType w:val="hybridMultilevel"/>
+    <w:tmpl w:val="1B6438E4"/>
+    <w:lvl w:ilvl="0" w:tplc="FFFFFFFF">
+      <w:start w:val="1"/>
+      <w:numFmt w:val="lowerLetter"/>
+      <w:lvlText w:val="%1."/>
+      <w:lvlJc w:val="left"/>
+      <w:pPr>
+        <w:ind w:left="1440" w:hanging="360"/>
+      </w:pPr>
+      <w:rPr>
+        <w:rFonts w:hint="default"/>
+      </w:rPr>
+    </w:lvl>
+    <w:lvl w:ilvl="1" w:tplc="FFFFFFFF" w:tentative="1">
+      <w:start w:val="1"/>
+      <w:numFmt w:val="lowerLetter"/>
+      <w:lvlText w:val="%2."/>
+      <w:lvlJc w:val="left"/>
+      <w:pPr>
+        <w:ind w:left="2160" w:hanging="360"/>
+      </w:pPr>
+    </w:lvl>
+    <w:lvl w:ilvl="2" w:tplc="FFFFFFFF" w:tentative="1">
+      <w:start w:val="1"/>
+      <w:numFmt w:val="lowerRoman"/>
+      <w:lvlText w:val="%3."/>
+      <w:lvlJc w:val="right"/>
+      <w:pPr>
+        <w:ind w:left="2880" w:hanging="180"/>
+      </w:pPr>
+    </w:lvl>
+    <w:lvl w:ilvl="3" w:tplc="FFFFFFFF" w:tentative="1">
+      <w:start w:val="1"/>
+      <w:numFmt w:val="decimal"/>
+      <w:lvlText w:val="%4."/>
+      <w:lvlJc w:val="left"/>
+      <w:pPr>
+        <w:ind w:left="3600" w:hanging="360"/>
+      </w:pPr>
+    </w:lvl>
+    <w:lvl w:ilvl="4" w:tplc="FFFFFFFF" w:tentative="1">
+      <w:start w:val="1"/>
+      <w:numFmt w:val="lowerLetter"/>
+      <w:lvlText w:val="%5."/>
+      <w:lvlJc w:val="left"/>
+      <w:pPr>
+        <w:ind w:left="4320" w:hanging="360"/>
+      </w:pPr>
+    </w:lvl>
+    <w:lvl w:ilvl="5" w:tplc="FFFFFFFF" w:tentative="1">
+      <w:start w:val="1"/>
+      <w:numFmt w:val="lowerRoman"/>
+      <w:lvlText w:val="%6."/>
+      <w:lvlJc w:val="right"/>
+      <w:pPr>
+        <w:ind w:left="5040" w:hanging="180"/>
+      </w:pPr>
+    </w:lvl>
+    <w:lvl w:ilvl="6" w:tplc="FFFFFFFF" w:tentative="1">
+      <w:start w:val="1"/>
+      <w:numFmt w:val="decimal"/>
+      <w:lvlText w:val="%7."/>
+      <w:lvlJc w:val="left"/>
+      <w:pPr>
+        <w:ind w:left="5760" w:hanging="360"/>
+      </w:pPr>
+    </w:lvl>
+    <w:lvl w:ilvl="7" w:tplc="FFFFFFFF" w:tentative="1">
+      <w:start w:val="1"/>
+      <w:numFmt w:val="lowerLetter"/>
+      <w:lvlText w:val="%8."/>
+      <w:lvlJc w:val="left"/>
+      <w:pPr>
+        <w:ind w:left="6480" w:hanging="360"/>
+      </w:pPr>
+    </w:lvl>
+    <w:lvl w:ilvl="8" w:tplc="FFFFFFFF" w:tentative="1">
+      <w:start w:val="1"/>
+      <w:numFmt w:val="lowerRoman"/>
+      <w:lvlText w:val="%9."/>
+      <w:lvlJc w:val="right"/>
+      <w:pPr>
+        <w:ind w:left="7200" w:hanging="180"/>
+      </w:pPr>
+    </w:lvl>
+  </w:abstractNum>
+  <w:abstractNum w:abstractNumId="6" w15:restartNumberingAfterBreak="0">
     <w:nsid w:val="5C55691A"/>
     <w:multiLevelType w:val="hybridMultilevel"/>
     <w:tmpl w:val="61EC1528"/>
@@ -614,7 +2723,7 @@
       </w:pPr>
     </w:lvl>
   </w:abstractNum>
-  <w:abstractNum w:abstractNumId="4" w15:restartNumberingAfterBreak="0">
+  <w:abstractNum w:abstractNumId="7" w15:restartNumberingAfterBreak="0">
     <w:nsid w:val="5C696319"/>
     <w:multiLevelType w:val="hybridMultilevel"/>
     <w:tmpl w:val="DB24A292"/>
@@ -727,7 +2836,96 @@
       </w:rPr>
     </w:lvl>
   </w:abstractNum>
-  <w:abstractNum w:abstractNumId="5" w15:restartNumberingAfterBreak="0">
+  <w:abstractNum w:abstractNumId="8" w15:restartNumberingAfterBreak="0">
+    <w:nsid w:val="65107422"/>
+    <w:multiLevelType w:val="hybridMultilevel"/>
+    <w:tmpl w:val="9E7098C2"/>
+    <w:lvl w:ilvl="0" w:tplc="FFFFFFFF">
+      <w:start w:val="1"/>
+      <w:numFmt w:val="lowerLetter"/>
+      <w:lvlText w:val="%1."/>
+      <w:lvlJc w:val="left"/>
+      <w:pPr>
+        <w:ind w:left="1440" w:hanging="360"/>
+      </w:pPr>
+      <w:rPr>
+        <w:rFonts w:hint="default"/>
+      </w:rPr>
+    </w:lvl>
+    <w:lvl w:ilvl="1" w:tplc="FFFFFFFF" w:tentative="1">
+      <w:start w:val="1"/>
+      <w:numFmt w:val="lowerLetter"/>
+      <w:lvlText w:val="%2."/>
+      <w:lvlJc w:val="left"/>
+      <w:pPr>
+        <w:ind w:left="2160" w:hanging="360"/>
+      </w:pPr>
+    </w:lvl>
+    <w:lvl w:ilvl="2" w:tplc="FFFFFFFF" w:tentative="1">
+      <w:start w:val="1"/>
+      <w:numFmt w:val="lowerRoman"/>
+      <w:lvlText w:val="%3."/>
+      <w:lvlJc w:val="right"/>
+      <w:pPr>
+        <w:ind w:left="2880" w:hanging="180"/>
+      </w:pPr>
+    </w:lvl>
+    <w:lvl w:ilvl="3" w:tplc="FFFFFFFF" w:tentative="1">
+      <w:start w:val="1"/>
+      <w:numFmt w:val="decimal"/>
+      <w:lvlText w:val="%4."/>
+      <w:lvlJc w:val="left"/>
+      <w:pPr>
+        <w:ind w:left="3600" w:hanging="360"/>
+      </w:pPr>
+    </w:lvl>
+    <w:lvl w:ilvl="4" w:tplc="FFFFFFFF" w:tentative="1">
+      <w:start w:val="1"/>
+      <w:numFmt w:val="lowerLetter"/>
+      <w:lvlText w:val="%5."/>
+      <w:lvlJc w:val="left"/>
+      <w:pPr>
+        <w:ind w:left="4320" w:hanging="360"/>
+      </w:pPr>
+    </w:lvl>
+    <w:lvl w:ilvl="5" w:tplc="FFFFFFFF" w:tentative="1">
+      <w:start w:val="1"/>
+      <w:numFmt w:val="lowerRoman"/>
+      <w:lvlText w:val="%6."/>
+      <w:lvlJc w:val="right"/>
+      <w:pPr>
+        <w:ind w:left="5040" w:hanging="180"/>
+      </w:pPr>
+    </w:lvl>
+    <w:lvl w:ilvl="6" w:tplc="FFFFFFFF" w:tentative="1">
+      <w:start w:val="1"/>
+      <w:numFmt w:val="decimal"/>
+      <w:lvlText w:val="%7."/>
+      <w:lvlJc w:val="left"/>
+      <w:pPr>
+        <w:ind w:left="5760" w:hanging="360"/>
+      </w:pPr>
+    </w:lvl>
+    <w:lvl w:ilvl="7" w:tplc="FFFFFFFF" w:tentative="1">
+      <w:start w:val="1"/>
+      <w:numFmt w:val="lowerLetter"/>
+      <w:lvlText w:val="%8."/>
+      <w:lvlJc w:val="left"/>
+      <w:pPr>
+        <w:ind w:left="6480" w:hanging="360"/>
+      </w:pPr>
+    </w:lvl>
+    <w:lvl w:ilvl="8" w:tplc="FFFFFFFF" w:tentative="1">
+      <w:start w:val="1"/>
+      <w:numFmt w:val="lowerRoman"/>
+      <w:lvlText w:val="%9."/>
+      <w:lvlJc w:val="right"/>
+      <w:pPr>
+        <w:ind w:left="7200" w:hanging="180"/>
+      </w:pPr>
+    </w:lvl>
+  </w:abstractNum>
+  <w:abstractNum w:abstractNumId="9" w15:restartNumberingAfterBreak="0">
     <w:nsid w:val="790E5D2C"/>
     <w:multiLevelType w:val="hybridMultilevel"/>
     <w:tmpl w:val="9E7098C2"/>
@@ -817,22 +3015,34 @@
     </w:lvl>
   </w:abstractNum>
   <w:num w:numId="1" w16cid:durableId="34815068">
-    <w:abstractNumId w:val="2"/>
+    <w:abstractNumId w:val="4"/>
   </w:num>
   <w:num w:numId="2" w16cid:durableId="1617523447">
-    <w:abstractNumId w:val="3"/>
+    <w:abstractNumId w:val="6"/>
   </w:num>
   <w:num w:numId="3" w16cid:durableId="817385875">
-    <w:abstractNumId w:val="1"/>
+    <w:abstractNumId w:val="3"/>
   </w:num>
   <w:num w:numId="4" w16cid:durableId="39332590">
     <w:abstractNumId w:val="0"/>
   </w:num>
   <w:num w:numId="5" w16cid:durableId="550455843">
+    <w:abstractNumId w:val="9"/>
+  </w:num>
+  <w:num w:numId="6" w16cid:durableId="860977296">
+    <w:abstractNumId w:val="7"/>
+  </w:num>
+  <w:num w:numId="7" w16cid:durableId="1923905450">
+    <w:abstractNumId w:val="1"/>
+  </w:num>
+  <w:num w:numId="8" w16cid:durableId="1651666720">
     <w:abstractNumId w:val="5"/>
   </w:num>
-  <w:num w:numId="6" w16cid:durableId="860977296">
-    <w:abstractNumId w:val="4"/>
+  <w:num w:numId="9" w16cid:durableId="1067531170">
+    <w:abstractNumId w:val="2"/>
+  </w:num>
+  <w:num w:numId="10" w16cid:durableId="339503836">
+    <w:abstractNumId w:val="8"/>
   </w:num>
 </w:numbering>
 </file>
@@ -2050,4 +4260,16 @@
     </a:ext>
   </a:extLst>
 </a:theme>
+</file>
+
+<file path=customXml/item1.xml><?xml version="1.0" encoding="utf-8"?>
+<b:Sources xmlns:b="http://schemas.openxmlformats.org/officeDocument/2006/bibliography" xmlns="http://schemas.openxmlformats.org/officeDocument/2006/bibliography" SelectedStyle="\APASixthEditionOfficeOnline.xsl" StyleName="APA" Version="6"/>
+</file>
+
+<file path=customXml/itemProps1.xml><?xml version="1.0" encoding="utf-8"?>
+<ds:datastoreItem xmlns:ds="http://schemas.openxmlformats.org/officeDocument/2006/customXml" ds:itemID="{1F2B4276-7E07-4158-B032-91901E9619D4}">
+  <ds:schemaRefs>
+    <ds:schemaRef ds:uri="http://schemas.openxmlformats.org/officeDocument/2006/bibliography"/>
+  </ds:schemaRefs>
+</ds:datastoreItem>
 </file>
--- a/Received/5/5,hpca.docx
+++ b/Received/5/5,hpca.docx
@@ -71,6 +71,16 @@
                               </w:rPr>
                               <w:t xml:space="preserve">D- </w:t>
                             </w:r>
+                            <w:r>
+                              <w:rPr>
+                                <w:rFonts w:ascii="Times New Roman" w:hAnsi="Times New Roman"/>
+                                <w:b/>
+                                <w:bCs/>
+                                <w:sz w:val="28"/>
+                                <w:szCs w:val="28"/>
+                              </w:rPr>
+                              <w:t>18</w:t>
+                            </w:r>
                           </w:p>
                         </w:txbxContent>
                       </wps:txbx>
@@ -108,6 +118,16 @@
                           <w:szCs w:val="28"/>
                         </w:rPr>
                         <w:t xml:space="preserve">D- </w:t>
+                      </w:r>
+                      <w:r>
+                        <w:rPr>
+                          <w:rFonts w:ascii="Times New Roman" w:hAnsi="Times New Roman"/>
+                          <w:b/>
+                          <w:bCs/>
+                          <w:sz w:val="28"/>
+                          <w:szCs w:val="28"/>
+                        </w:rPr>
+                        <w:t>18</w:t>
                       </w:r>
                     </w:p>
                   </w:txbxContent>
@@ -210,27 +230,7 @@
           <w:bCs/>
           <w:sz w:val="20"/>
         </w:rPr>
-        <w:t xml:space="preserve">Ratnanagar-7, </w:t>
-      </w:r>
-      <w:proofErr w:type="spellStart"/>
-      <w:r>
-        <w:rPr>
-          <w:rFonts w:ascii="Times New Roman" w:hAnsi="Times New Roman"/>
-          <w:b/>
-          <w:bCs/>
-          <w:sz w:val="20"/>
-        </w:rPr>
-        <w:t>Sauraha</w:t>
-      </w:r>
-      <w:proofErr w:type="spellEnd"/>
-      <w:r>
-        <w:rPr>
-          <w:rFonts w:ascii="Times New Roman" w:hAnsi="Times New Roman"/>
-          <w:b/>
-          <w:bCs/>
-          <w:sz w:val="20"/>
-        </w:rPr>
-        <w:t>, Chitwan</w:t>
+        <w:t>Ratnanagar-7, Sauraha, Chitwan</w:t>
       </w:r>
     </w:p>
     <w:p>
@@ -318,23 +318,7 @@
           <w:b/>
           <w:bCs/>
         </w:rPr>
-        <w:t xml:space="preserve">Time: </w:t>
-      </w:r>
-      <w:r>
-        <w:rPr>
-          <w:rFonts w:ascii="Times New Roman" w:hAnsi="Times New Roman"/>
-          <w:b/>
-          <w:bCs/>
-        </w:rPr>
-        <w:t>1</w:t>
-      </w:r>
-      <w:r>
-        <w:rPr>
-          <w:rFonts w:ascii="Times New Roman" w:hAnsi="Times New Roman"/>
-          <w:b/>
-          <w:bCs/>
-        </w:rPr>
-        <w:t xml:space="preserve"> hr.</w:t>
+        <w:t>Time: 1 hr.</w:t>
       </w:r>
       <w:r>
         <w:rPr>
@@ -380,15 +364,7 @@
           <w:b/>
           <w:bCs/>
         </w:rPr>
-        <w:t xml:space="preserve">Sub: </w:t>
-      </w:r>
-      <w:r>
-        <w:rPr>
-          <w:rFonts w:ascii="Times New Roman" w:hAnsi="Times New Roman"/>
-          <w:b/>
-          <w:bCs/>
-        </w:rPr>
-        <w:t>HPCA</w:t>
+        <w:t>Sub: HPCA</w:t>
       </w:r>
     </w:p>
     <w:p>
@@ -1237,6 +1213,16 @@
                               </w:rPr>
                               <w:t xml:space="preserve">D- </w:t>
                             </w:r>
+                            <w:r>
+                              <w:rPr>
+                                <w:rFonts w:ascii="Times New Roman" w:hAnsi="Times New Roman"/>
+                                <w:b/>
+                                <w:bCs/>
+                                <w:sz w:val="28"/>
+                                <w:szCs w:val="28"/>
+                              </w:rPr>
+                              <w:t>18</w:t>
+                            </w:r>
                           </w:p>
                         </w:txbxContent>
                       </wps:txbx>
@@ -1271,6 +1257,16 @@
                         </w:rPr>
                         <w:t xml:space="preserve">D- </w:t>
                       </w:r>
+                      <w:r>
+                        <w:rPr>
+                          <w:rFonts w:ascii="Times New Roman" w:hAnsi="Times New Roman"/>
+                          <w:b/>
+                          <w:bCs/>
+                          <w:sz w:val="28"/>
+                          <w:szCs w:val="28"/>
+                        </w:rPr>
+                        <w:t>18</w:t>
+                      </w:r>
                     </w:p>
                   </w:txbxContent>
                 </v:textbox>
@@ -1308,27 +1304,7 @@
           <w:bCs/>
           <w:sz w:val="20"/>
         </w:rPr>
-        <w:t xml:space="preserve">Ratnanagar-7, </w:t>
-      </w:r>
-      <w:proofErr w:type="spellStart"/>
-      <w:r>
-        <w:rPr>
-          <w:rFonts w:ascii="Times New Roman" w:hAnsi="Times New Roman"/>
-          <w:b/>
-          <w:bCs/>
-          <w:sz w:val="20"/>
-        </w:rPr>
-        <w:t>Sauraha</w:t>
-      </w:r>
-      <w:proofErr w:type="spellEnd"/>
-      <w:r>
-        <w:rPr>
-          <w:rFonts w:ascii="Times New Roman" w:hAnsi="Times New Roman"/>
-          <w:b/>
-          <w:bCs/>
-          <w:sz w:val="20"/>
-        </w:rPr>
-        <w:t>, Chitwan</w:t>
+        <w:t>Ratnanagar-7, Sauraha, Chitwan</w:t>
       </w:r>
     </w:p>
     <w:p>

--- a/Received/5/5,hpca.docx
+++ b/Received/5/5,hpca.docx
@@ -343,7 +343,23 @@
           <w:bCs/>
         </w:rPr>
         <w:tab/>
-        <w:t>F.M.:50</w:t>
+        <w:t>F.M.:</w:t>
+      </w:r>
+      <w:r>
+        <w:rPr>
+          <w:rFonts w:ascii="Times New Roman" w:hAnsi="Times New Roman"/>
+          <w:b/>
+          <w:bCs/>
+        </w:rPr>
+        <w:t>2</w:t>
+      </w:r>
+      <w:r>
+        <w:rPr>
+          <w:rFonts w:ascii="Times New Roman" w:hAnsi="Times New Roman"/>
+          <w:b/>
+          <w:bCs/>
+        </w:rPr>
+        <w:t>5</w:t>
       </w:r>
     </w:p>
     <w:p>
@@ -548,7 +564,13 @@
         <w:rPr>
           <w:rFonts w:ascii="Times New Roman" w:hAnsi="Times New Roman" w:cs="Times New Roman"/>
         </w:rPr>
-        <w:t>Which organs are involved while dancing.</w:t>
+        <w:t>Which organs are involved while dancing</w:t>
+      </w:r>
+      <w:r>
+        <w:rPr>
+          <w:rFonts w:ascii="Times New Roman" w:hAnsi="Times New Roman" w:cs="Times New Roman"/>
+        </w:rPr>
+        <w:t>?</w:t>
       </w:r>
     </w:p>
     <w:p>
@@ -905,6 +927,38 @@
           <w:b/>
           <w:bCs/>
         </w:rPr>
+        <w:t>2</w:t>
+      </w:r>
+      <w:r>
+        <w:rPr>
+          <w:rFonts w:ascii="Times New Roman" w:hAnsi="Times New Roman" w:cs="Times New Roman"/>
+          <w:b/>
+          <w:bCs/>
+        </w:rPr>
+        <w:t>×</w:t>
+      </w:r>
+      <w:r>
+        <w:rPr>
+          <w:rFonts w:ascii="Times New Roman" w:hAnsi="Times New Roman" w:cs="Times New Roman"/>
+          <w:b/>
+          <w:bCs/>
+        </w:rPr>
+        <w:t>4</w:t>
+      </w:r>
+      <w:r>
+        <w:rPr>
+          <w:rFonts w:ascii="Times New Roman" w:hAnsi="Times New Roman" w:cs="Times New Roman"/>
+          <w:b/>
+          <w:bCs/>
+        </w:rPr>
+        <w:t>=</w:t>
+      </w:r>
+      <w:r>
+        <w:rPr>
+          <w:rFonts w:ascii="Times New Roman" w:hAnsi="Times New Roman" w:cs="Times New Roman"/>
+          <w:b/>
+          <w:bCs/>
+        </w:rPr>
         <w:t xml:space="preserve"> </w:t>
       </w:r>
       <w:r>
@@ -913,31 +967,7 @@
           <w:b/>
           <w:bCs/>
         </w:rPr>
-        <w:t>×</w:t>
-      </w:r>
-      <w:r>
-        <w:rPr>
-          <w:rFonts w:ascii="Times New Roman" w:hAnsi="Times New Roman" w:cs="Times New Roman"/>
-          <w:b/>
-          <w:bCs/>
-        </w:rPr>
-        <w:t xml:space="preserve"> </w:t>
-      </w:r>
-      <w:r>
-        <w:rPr>
-          <w:rFonts w:ascii="Times New Roman" w:hAnsi="Times New Roman" w:cs="Times New Roman"/>
-          <w:b/>
-          <w:bCs/>
-        </w:rPr>
-        <w:t>=</w:t>
-      </w:r>
-      <w:r>
-        <w:rPr>
-          <w:rFonts w:ascii="Times New Roman" w:hAnsi="Times New Roman" w:cs="Times New Roman"/>
-          <w:b/>
-          <w:bCs/>
-        </w:rPr>
-        <w:t xml:space="preserve"> </w:t>
+        <w:t>8</w:t>
       </w:r>
       <w:r>
         <w:rPr>
@@ -964,7 +994,19 @@
         <w:rPr>
           <w:rFonts w:ascii="Times New Roman" w:hAnsi="Times New Roman" w:cs="Times New Roman"/>
         </w:rPr>
-        <w:t>Define mural ort? Mention the steps of mural art.</w:t>
+        <w:t xml:space="preserve">Define mural </w:t>
+      </w:r>
+      <w:r>
+        <w:rPr>
+          <w:rFonts w:ascii="Times New Roman" w:hAnsi="Times New Roman" w:cs="Times New Roman"/>
+        </w:rPr>
+        <w:t>a</w:t>
+      </w:r>
+      <w:r>
+        <w:rPr>
+          <w:rFonts w:ascii="Times New Roman" w:hAnsi="Times New Roman" w:cs="Times New Roman"/>
+        </w:rPr>
+        <w:t>rt? Mention the steps of mural art.</w:t>
       </w:r>
     </w:p>
     <w:p>
@@ -1417,7 +1459,23 @@
           <w:bCs/>
         </w:rPr>
         <w:tab/>
-        <w:t>F.M.:50</w:t>
+        <w:t>F.M.:</w:t>
+      </w:r>
+      <w:r>
+        <w:rPr>
+          <w:rFonts w:ascii="Times New Roman" w:hAnsi="Times New Roman"/>
+          <w:b/>
+          <w:bCs/>
+        </w:rPr>
+        <w:t>2</w:t>
+      </w:r>
+      <w:r>
+        <w:rPr>
+          <w:rFonts w:ascii="Times New Roman" w:hAnsi="Times New Roman"/>
+          <w:b/>
+          <w:bCs/>
+        </w:rPr>
+        <w:t>5</w:t>
       </w:r>
     </w:p>
     <w:p>
@@ -1622,7 +1680,13 @@
         <w:rPr>
           <w:rFonts w:ascii="Times New Roman" w:hAnsi="Times New Roman" w:cs="Times New Roman"/>
         </w:rPr>
-        <w:t>Which organs are involved while dancing.</w:t>
+        <w:t>Which organs are involved while dancing</w:t>
+      </w:r>
+      <w:r>
+        <w:rPr>
+          <w:rFonts w:ascii="Times New Roman" w:hAnsi="Times New Roman" w:cs="Times New Roman"/>
+        </w:rPr>
+        <w:t>?</w:t>
       </w:r>
     </w:p>
     <w:p>
@@ -1949,7 +2013,7 @@
           <w:b/>
           <w:bCs/>
         </w:rPr>
-        <w:t xml:space="preserve"> </w:t>
+        <w:t>2</w:t>
       </w:r>
       <w:r>
         <w:rPr>
@@ -1965,7 +2029,7 @@
           <w:b/>
           <w:bCs/>
         </w:rPr>
-        <w:t xml:space="preserve"> </w:t>
+        <w:t>4</w:t>
       </w:r>
       <w:r>
         <w:rPr>
@@ -1981,7 +2045,7 @@
           <w:b/>
           <w:bCs/>
         </w:rPr>
-        <w:t xml:space="preserve"> </w:t>
+        <w:t xml:space="preserve"> 8</w:t>
       </w:r>
       <w:r>
         <w:rPr>
@@ -2008,7 +2072,19 @@
         <w:rPr>
           <w:rFonts w:ascii="Times New Roman" w:hAnsi="Times New Roman" w:cs="Times New Roman"/>
         </w:rPr>
-        <w:t>Define mural ort? Mention the steps of mural art.</w:t>
+        <w:t xml:space="preserve">Define mural </w:t>
+      </w:r>
+      <w:r>
+        <w:rPr>
+          <w:rFonts w:ascii="Times New Roman" w:hAnsi="Times New Roman" w:cs="Times New Roman"/>
+        </w:rPr>
+        <w:t>a</w:t>
+      </w:r>
+      <w:r>
+        <w:rPr>
+          <w:rFonts w:ascii="Times New Roman" w:hAnsi="Times New Roman" w:cs="Times New Roman"/>
+        </w:rPr>
+        <w:t>rt? Mention the steps of mural art.</w:t>
       </w:r>
     </w:p>
     <w:p>
